--- a/DS_2023___Assignment_4___Answers.docx
+++ b/DS_2023___Assignment_4___Answers.docx
@@ -32772,863 +32772,8 @@
       <w:pPr>
         <w:ind w:left="113"/>
         <w:rPr>
+          <w:spacing w:val="-1"/>
           <w:sz w:val="20"/>
-        </w:rPr>
-      </w:pPr>
-    </w:p>
-    <w:tbl>
-      <w:tblPr>
-        <w:tblW w:w="0" w:type="auto"/>
-        <w:tblInd w:w="2812" w:type="dxa"/>
-        <w:tblBorders>
-          <w:top w:val="single" w:sz="4" w:space="0" w:color="000000"/>
-          <w:left w:val="single" w:sz="4" w:space="0" w:color="000000"/>
-          <w:bottom w:val="single" w:sz="4" w:space="0" w:color="000000"/>
-          <w:right w:val="single" w:sz="4" w:space="0" w:color="000000"/>
-          <w:insideH w:val="single" w:sz="4" w:space="0" w:color="000000"/>
-          <w:insideV w:val="single" w:sz="4" w:space="0" w:color="000000"/>
-        </w:tblBorders>
-        <w:tblLayout w:type="fixed"/>
-        <w:tblCellMar>
-          <w:left w:w="0" w:type="dxa"/>
-          <w:right w:w="0" w:type="dxa"/>
-        </w:tblCellMar>
-        <w:tblLook w:val="01E0" w:firstRow="1" w:lastRow="1" w:firstColumn="1" w:lastColumn="1" w:noHBand="0" w:noVBand="0"/>
-      </w:tblPr>
-      <w:tblGrid>
-        <w:gridCol w:w="899"/>
-        <w:gridCol w:w="1790"/>
-        <w:gridCol w:w="1566"/>
-      </w:tblGrid>
-      <w:tr>
-        <w:trPr>
-          <w:trHeight w:val="370"/>
-        </w:trPr>
-        <w:tc>
-          <w:tcPr>
-            <w:tcW w:w="4255" w:type="dxa"/>
-            <w:gridSpan w:val="3"/>
-            <w:tcBorders>
-              <w:bottom w:val="double" w:sz="1" w:space="0" w:color="000000"/>
-            </w:tcBorders>
-            <w:shd w:val="clear" w:color="auto" w:fill="757399"/>
-          </w:tcPr>
-          <w:p>
-            <w:pPr>
-              <w:pStyle w:val="TableParagraph"/>
-              <w:spacing w:before="30"/>
-              <w:ind w:left="1544" w:right="1542"/>
-              <w:rPr>
-                <w:b/>
-                <w:sz w:val="24"/>
-              </w:rPr>
-            </w:pPr>
-            <w:r>
-              <w:rPr>
-                <w:b/>
-                <w:color w:val="FFFFFF"/>
-                <w:w w:val="95"/>
-                <w:sz w:val="24"/>
-              </w:rPr>
-              <w:t>Linear</w:t>
-            </w:r>
-            <w:r>
-              <w:rPr>
-                <w:b/>
-                <w:color w:val="FFFFFF"/>
-                <w:spacing w:val="10"/>
-                <w:w w:val="95"/>
-                <w:sz w:val="24"/>
-              </w:rPr>
-              <w:t xml:space="preserve"> </w:t>
-            </w:r>
-            <w:r>
-              <w:rPr>
-                <w:b/>
-                <w:color w:val="FFFFFF"/>
-                <w:w w:val="95"/>
-                <w:sz w:val="24"/>
-              </w:rPr>
-              <w:t>Probing</w:t>
-            </w:r>
-          </w:p>
-        </w:tc>
-      </w:tr>
-      <w:tr>
-        <w:trPr>
-          <w:trHeight w:val="427"/>
-        </w:trPr>
-        <w:tc>
-          <w:tcPr>
-            <w:tcW w:w="899" w:type="dxa"/>
-            <w:tcBorders>
-              <w:top w:val="double" w:sz="1" w:space="0" w:color="000000"/>
-              <w:bottom w:val="double" w:sz="1" w:space="0" w:color="000000"/>
-              <w:right w:val="double" w:sz="1" w:space="0" w:color="000000"/>
-            </w:tcBorders>
-            <w:shd w:val="clear" w:color="auto" w:fill="E3E1E9"/>
-          </w:tcPr>
-          <w:p>
-            <w:pPr>
-              <w:pStyle w:val="TableParagraph"/>
-              <w:spacing w:before="73"/>
-              <w:ind w:left="97" w:right="102"/>
-              <w:rPr>
-                <w:rFonts w:ascii="Calibri" w:hAnsi="Calibri"/>
-                <w:i/>
-                <w:sz w:val="20"/>
-              </w:rPr>
-            </w:pPr>
-            <w:r>
-              <w:rPr>
-                <w:b/>
-                <w:w w:val="105"/>
-                <w:sz w:val="20"/>
-              </w:rPr>
-              <w:t>max</w:t>
-            </w:r>
-            <w:r>
-              <w:rPr>
-                <w:b/>
-                <w:spacing w:val="6"/>
-                <w:w w:val="105"/>
-                <w:sz w:val="20"/>
-              </w:rPr>
-              <w:t xml:space="preserve"> </w:t>
-            </w:r>
-            <w:r>
-              <w:rPr>
-                <w:rFonts w:ascii="Calibri" w:hAnsi="Calibri"/>
-                <w:i/>
-                <w:w w:val="105"/>
-                <w:sz w:val="20"/>
-              </w:rPr>
-              <w:t>α</w:t>
-            </w:r>
-          </w:p>
-        </w:tc>
-        <w:tc>
-          <w:tcPr>
-            <w:tcW w:w="1790" w:type="dxa"/>
-            <w:tcBorders>
-              <w:top w:val="double" w:sz="1" w:space="0" w:color="000000"/>
-              <w:left w:val="double" w:sz="1" w:space="0" w:color="000000"/>
-              <w:bottom w:val="double" w:sz="1" w:space="0" w:color="000000"/>
-            </w:tcBorders>
-            <w:shd w:val="clear" w:color="auto" w:fill="E3E1E9"/>
-          </w:tcPr>
-          <w:p>
-            <w:pPr>
-              <w:pStyle w:val="TableParagraph"/>
-              <w:spacing w:before="80"/>
-              <w:ind w:left="106" w:right="85"/>
-              <w:rPr>
-                <w:sz w:val="20"/>
-              </w:rPr>
-            </w:pPr>
-            <w:r>
-              <w:rPr>
-                <w:spacing w:val="-2"/>
-                <w:sz w:val="20"/>
-              </w:rPr>
-              <w:t>Average</w:t>
-            </w:r>
-            <w:r>
-              <w:rPr>
-                <w:spacing w:val="-4"/>
-                <w:sz w:val="20"/>
-              </w:rPr>
-              <w:t xml:space="preserve"> </w:t>
-            </w:r>
-            <w:r>
-              <w:rPr>
-                <w:spacing w:val="-2"/>
-                <w:sz w:val="20"/>
-              </w:rPr>
-              <w:t>Insertion</w:t>
-            </w:r>
-          </w:p>
-        </w:tc>
-        <w:tc>
-          <w:tcPr>
-            <w:tcW w:w="1566" w:type="dxa"/>
-            <w:tcBorders>
-              <w:top w:val="double" w:sz="1" w:space="0" w:color="000000"/>
-              <w:bottom w:val="double" w:sz="1" w:space="0" w:color="000000"/>
-            </w:tcBorders>
-            <w:shd w:val="clear" w:color="auto" w:fill="E3E1E9"/>
-          </w:tcPr>
-          <w:p>
-            <w:pPr>
-              <w:pStyle w:val="TableParagraph"/>
-              <w:spacing w:before="80"/>
-              <w:ind w:left="92" w:right="87"/>
-              <w:rPr>
-                <w:sz w:val="20"/>
-              </w:rPr>
-            </w:pPr>
-            <w:r>
-              <w:rPr>
-                <w:spacing w:val="-2"/>
-                <w:sz w:val="20"/>
-              </w:rPr>
-              <w:t>Average</w:t>
-            </w:r>
-            <w:r>
-              <w:rPr>
-                <w:spacing w:val="-3"/>
-                <w:sz w:val="20"/>
-              </w:rPr>
-              <w:t xml:space="preserve"> </w:t>
-            </w:r>
-            <w:r>
-              <w:rPr>
-                <w:spacing w:val="-1"/>
-                <w:sz w:val="20"/>
-              </w:rPr>
-              <w:t>Search</w:t>
-            </w:r>
-          </w:p>
-        </w:tc>
-      </w:tr>
-      <w:tr>
-        <w:trPr>
-          <w:trHeight w:val="370"/>
-        </w:trPr>
-        <w:tc>
-          <w:tcPr>
-            <w:tcW w:w="899" w:type="dxa"/>
-            <w:tcBorders>
-              <w:top w:val="double" w:sz="1" w:space="0" w:color="000000"/>
-              <w:right w:val="double" w:sz="1" w:space="0" w:color="000000"/>
-            </w:tcBorders>
-            <w:shd w:val="clear" w:color="auto" w:fill="ECECED"/>
-          </w:tcPr>
-          <w:p>
-            <w:pPr>
-              <w:pStyle w:val="TableParagraph"/>
-              <w:spacing w:before="73"/>
-              <w:ind w:left="97" w:right="101"/>
-              <w:rPr>
-                <w:rFonts w:ascii="Calibri"/>
-                <w:sz w:val="20"/>
-              </w:rPr>
-            </w:pPr>
-            <w:r>
-              <w:rPr>
-                <w:rFonts w:ascii="Calibri"/>
-                <w:w w:val="110"/>
-                <w:sz w:val="20"/>
-              </w:rPr>
-              <w:t>1</w:t>
-            </w:r>
-            <w:r>
-              <w:rPr>
-                <w:rFonts w:ascii="Calibri"/>
-                <w:i/>
-                <w:w w:val="110"/>
-                <w:sz w:val="20"/>
-              </w:rPr>
-              <w:t>/</w:t>
-            </w:r>
-            <w:r>
-              <w:rPr>
-                <w:rFonts w:ascii="Calibri"/>
-                <w:w w:val="110"/>
-                <w:sz w:val="20"/>
-              </w:rPr>
-              <w:t>2</w:t>
-            </w:r>
-          </w:p>
-        </w:tc>
-        <w:tc>
-          <w:tcPr>
-            <w:tcW w:w="1790" w:type="dxa"/>
-            <w:tcBorders>
-              <w:top w:val="double" w:sz="1" w:space="0" w:color="000000"/>
-              <w:left w:val="double" w:sz="1" w:space="0" w:color="000000"/>
-            </w:tcBorders>
-            <w:shd w:val="clear" w:color="auto" w:fill="ECECED"/>
-          </w:tcPr>
-          <w:p>
-            <w:pPr>
-              <w:pStyle w:val="TableParagraph"/>
-              <w:spacing w:before="80"/>
-              <w:ind w:left="20"/>
-              <w:rPr>
-                <w:sz w:val="20"/>
-              </w:rPr>
-            </w:pPr>
-            <w:r>
-              <w:rPr>
-                <w:w w:val="98"/>
-                <w:sz w:val="20"/>
-              </w:rPr>
-              <w:t>?</w:t>
-            </w:r>
-          </w:p>
-        </w:tc>
-        <w:tc>
-          <w:tcPr>
-            <w:tcW w:w="1566" w:type="dxa"/>
-            <w:tcBorders>
-              <w:top w:val="double" w:sz="1" w:space="0" w:color="000000"/>
-            </w:tcBorders>
-            <w:shd w:val="clear" w:color="auto" w:fill="ECECED"/>
-          </w:tcPr>
-          <w:p>
-            <w:pPr>
-              <w:pStyle w:val="TableParagraph"/>
-              <w:spacing w:before="80"/>
-              <w:ind w:left="5"/>
-              <w:rPr>
-                <w:sz w:val="20"/>
-              </w:rPr>
-            </w:pPr>
-            <w:r>
-              <w:rPr>
-                <w:w w:val="98"/>
-                <w:sz w:val="20"/>
-              </w:rPr>
-              <w:t>?</w:t>
-            </w:r>
-          </w:p>
-        </w:tc>
-      </w:tr>
-      <w:tr>
-        <w:trPr>
-          <w:trHeight w:val="356"/>
-        </w:trPr>
-        <w:tc>
-          <w:tcPr>
-            <w:tcW w:w="899" w:type="dxa"/>
-            <w:tcBorders>
-              <w:right w:val="double" w:sz="1" w:space="0" w:color="000000"/>
-            </w:tcBorders>
-            <w:shd w:val="clear" w:color="auto" w:fill="E3E1E9"/>
-          </w:tcPr>
-          <w:p>
-            <w:pPr>
-              <w:pStyle w:val="TableParagraph"/>
-              <w:spacing w:before="59"/>
-              <w:ind w:left="97" w:right="101"/>
-              <w:rPr>
-                <w:rFonts w:ascii="Calibri"/>
-                <w:sz w:val="20"/>
-              </w:rPr>
-            </w:pPr>
-            <w:r>
-              <w:rPr>
-                <w:rFonts w:ascii="Calibri"/>
-                <w:w w:val="110"/>
-                <w:sz w:val="20"/>
-              </w:rPr>
-              <w:t>3</w:t>
-            </w:r>
-            <w:r>
-              <w:rPr>
-                <w:rFonts w:ascii="Calibri"/>
-                <w:i/>
-                <w:w w:val="110"/>
-                <w:sz w:val="20"/>
-              </w:rPr>
-              <w:t>/</w:t>
-            </w:r>
-            <w:r>
-              <w:rPr>
-                <w:rFonts w:ascii="Calibri"/>
-                <w:w w:val="110"/>
-                <w:sz w:val="20"/>
-              </w:rPr>
-              <w:t>4</w:t>
-            </w:r>
-          </w:p>
-        </w:tc>
-        <w:tc>
-          <w:tcPr>
-            <w:tcW w:w="1790" w:type="dxa"/>
-            <w:tcBorders>
-              <w:left w:val="double" w:sz="1" w:space="0" w:color="000000"/>
-            </w:tcBorders>
-            <w:shd w:val="clear" w:color="auto" w:fill="E3E1E9"/>
-          </w:tcPr>
-          <w:p>
-            <w:pPr>
-              <w:pStyle w:val="TableParagraph"/>
-              <w:spacing w:before="66"/>
-              <w:ind w:left="20"/>
-              <w:rPr>
-                <w:sz w:val="20"/>
-              </w:rPr>
-            </w:pPr>
-            <w:r>
-              <w:rPr>
-                <w:w w:val="98"/>
-                <w:sz w:val="20"/>
-              </w:rPr>
-              <w:t>?</w:t>
-            </w:r>
-          </w:p>
-        </w:tc>
-        <w:tc>
-          <w:tcPr>
-            <w:tcW w:w="1566" w:type="dxa"/>
-            <w:shd w:val="clear" w:color="auto" w:fill="E3E1E9"/>
-          </w:tcPr>
-          <w:p>
-            <w:pPr>
-              <w:pStyle w:val="TableParagraph"/>
-              <w:spacing w:before="66"/>
-              <w:ind w:left="5"/>
-              <w:rPr>
-                <w:sz w:val="20"/>
-              </w:rPr>
-            </w:pPr>
-            <w:r>
-              <w:rPr>
-                <w:w w:val="98"/>
-                <w:sz w:val="20"/>
-              </w:rPr>
-              <w:t>?</w:t>
-            </w:r>
-          </w:p>
-        </w:tc>
-      </w:tr>
-      <w:tr>
-        <w:trPr>
-          <w:trHeight w:val="356"/>
-        </w:trPr>
-        <w:tc>
-          <w:tcPr>
-            <w:tcW w:w="899" w:type="dxa"/>
-            <w:tcBorders>
-              <w:right w:val="double" w:sz="1" w:space="0" w:color="000000"/>
-            </w:tcBorders>
-            <w:shd w:val="clear" w:color="auto" w:fill="ECECED"/>
-          </w:tcPr>
-          <w:p>
-            <w:pPr>
-              <w:pStyle w:val="TableParagraph"/>
-              <w:spacing w:before="66"/>
-              <w:ind w:right="4"/>
-              <w:rPr>
-                <w:sz w:val="20"/>
-              </w:rPr>
-            </w:pPr>
-            <w:r>
-              <w:rPr>
-                <w:w w:val="115"/>
-                <w:sz w:val="20"/>
-              </w:rPr>
-              <w:t>1</w:t>
-            </w:r>
-          </w:p>
-        </w:tc>
-        <w:tc>
-          <w:tcPr>
-            <w:tcW w:w="1790" w:type="dxa"/>
-            <w:tcBorders>
-              <w:left w:val="double" w:sz="1" w:space="0" w:color="000000"/>
-            </w:tcBorders>
-            <w:shd w:val="clear" w:color="auto" w:fill="ECECED"/>
-          </w:tcPr>
-          <w:p>
-            <w:pPr>
-              <w:pStyle w:val="TableParagraph"/>
-              <w:spacing w:before="66"/>
-              <w:ind w:left="20"/>
-              <w:rPr>
-                <w:sz w:val="20"/>
-              </w:rPr>
-            </w:pPr>
-            <w:r>
-              <w:rPr>
-                <w:w w:val="98"/>
-                <w:sz w:val="20"/>
-              </w:rPr>
-              <w:t>?</w:t>
-            </w:r>
-          </w:p>
-        </w:tc>
-        <w:tc>
-          <w:tcPr>
-            <w:tcW w:w="1566" w:type="dxa"/>
-            <w:shd w:val="clear" w:color="auto" w:fill="ECECED"/>
-          </w:tcPr>
-          <w:p>
-            <w:pPr>
-              <w:pStyle w:val="TableParagraph"/>
-              <w:spacing w:before="66"/>
-              <w:ind w:left="5"/>
-              <w:rPr>
-                <w:sz w:val="20"/>
-              </w:rPr>
-            </w:pPr>
-            <w:r>
-              <w:rPr>
-                <w:w w:val="98"/>
-                <w:sz w:val="20"/>
-              </w:rPr>
-              <w:t>?</w:t>
-            </w:r>
-          </w:p>
-        </w:tc>
-      </w:tr>
-      <w:tr>
-        <w:trPr>
-          <w:trHeight w:val="356"/>
-        </w:trPr>
-        <w:tc>
-          <w:tcPr>
-            <w:tcW w:w="899" w:type="dxa"/>
-            <w:tcBorders>
-              <w:right w:val="double" w:sz="1" w:space="0" w:color="000000"/>
-            </w:tcBorders>
-            <w:shd w:val="clear" w:color="auto" w:fill="E3E1E9"/>
-          </w:tcPr>
-          <w:p>
-            <w:pPr>
-              <w:pStyle w:val="TableParagraph"/>
-              <w:spacing w:before="59"/>
-              <w:ind w:left="97" w:right="101"/>
-              <w:rPr>
-                <w:rFonts w:ascii="Calibri"/>
-                <w:sz w:val="20"/>
-              </w:rPr>
-            </w:pPr>
-            <w:r>
-              <w:rPr>
-                <w:rFonts w:ascii="Calibri"/>
-                <w:w w:val="110"/>
-                <w:sz w:val="20"/>
-              </w:rPr>
-              <w:t>3</w:t>
-            </w:r>
-            <w:r>
-              <w:rPr>
-                <w:rFonts w:ascii="Calibri"/>
-                <w:i/>
-                <w:w w:val="110"/>
-                <w:sz w:val="20"/>
-              </w:rPr>
-              <w:t>/</w:t>
-            </w:r>
-            <w:r>
-              <w:rPr>
-                <w:rFonts w:ascii="Calibri"/>
-                <w:w w:val="110"/>
-                <w:sz w:val="20"/>
-              </w:rPr>
-              <w:t>2</w:t>
-            </w:r>
-          </w:p>
-        </w:tc>
-        <w:tc>
-          <w:tcPr>
-            <w:tcW w:w="1790" w:type="dxa"/>
-            <w:tcBorders>
-              <w:left w:val="double" w:sz="1" w:space="0" w:color="000000"/>
-            </w:tcBorders>
-            <w:shd w:val="clear" w:color="auto" w:fill="E3E1E9"/>
-          </w:tcPr>
-          <w:p>
-            <w:pPr>
-              <w:pStyle w:val="TableParagraph"/>
-              <w:spacing w:before="66"/>
-              <w:ind w:left="20"/>
-              <w:rPr>
-                <w:sz w:val="20"/>
-              </w:rPr>
-            </w:pPr>
-            <w:r>
-              <w:rPr>
-                <w:w w:val="98"/>
-                <w:sz w:val="20"/>
-              </w:rPr>
-              <w:t>?</w:t>
-            </w:r>
-          </w:p>
-        </w:tc>
-        <w:tc>
-          <w:tcPr>
-            <w:tcW w:w="1566" w:type="dxa"/>
-            <w:shd w:val="clear" w:color="auto" w:fill="E3E1E9"/>
-          </w:tcPr>
-          <w:p>
-            <w:pPr>
-              <w:pStyle w:val="TableParagraph"/>
-              <w:spacing w:before="66"/>
-              <w:ind w:left="5"/>
-              <w:rPr>
-                <w:sz w:val="20"/>
-              </w:rPr>
-            </w:pPr>
-            <w:r>
-              <w:rPr>
-                <w:w w:val="98"/>
-                <w:sz w:val="20"/>
-              </w:rPr>
-              <w:t>?</w:t>
-            </w:r>
-          </w:p>
-        </w:tc>
-      </w:tr>
-      <w:tr>
-        <w:trPr>
-          <w:trHeight w:val="356"/>
-        </w:trPr>
-        <w:tc>
-          <w:tcPr>
-            <w:tcW w:w="899" w:type="dxa"/>
-            <w:tcBorders>
-              <w:right w:val="double" w:sz="1" w:space="0" w:color="000000"/>
-            </w:tcBorders>
-            <w:shd w:val="clear" w:color="auto" w:fill="ECECED"/>
-          </w:tcPr>
-          <w:p>
-            <w:pPr>
-              <w:pStyle w:val="TableParagraph"/>
-              <w:spacing w:before="66"/>
-              <w:ind w:right="4"/>
-              <w:rPr>
-                <w:sz w:val="20"/>
-              </w:rPr>
-            </w:pPr>
-            <w:r>
-              <w:rPr>
-                <w:w w:val="89"/>
-                <w:sz w:val="20"/>
-              </w:rPr>
-              <w:t>2</w:t>
-            </w:r>
-          </w:p>
-        </w:tc>
-        <w:tc>
-          <w:tcPr>
-            <w:tcW w:w="1790" w:type="dxa"/>
-            <w:tcBorders>
-              <w:left w:val="double" w:sz="1" w:space="0" w:color="000000"/>
-            </w:tcBorders>
-            <w:shd w:val="clear" w:color="auto" w:fill="ECECED"/>
-          </w:tcPr>
-          <w:p>
-            <w:pPr>
-              <w:pStyle w:val="TableParagraph"/>
-              <w:spacing w:before="66"/>
-              <w:ind w:left="20"/>
-              <w:rPr>
-                <w:sz w:val="20"/>
-              </w:rPr>
-            </w:pPr>
-            <w:r>
-              <w:rPr>
-                <w:w w:val="98"/>
-                <w:sz w:val="20"/>
-              </w:rPr>
-              <w:t>?</w:t>
-            </w:r>
-          </w:p>
-        </w:tc>
-        <w:tc>
-          <w:tcPr>
-            <w:tcW w:w="1566" w:type="dxa"/>
-            <w:shd w:val="clear" w:color="auto" w:fill="ECECED"/>
-          </w:tcPr>
-          <w:p>
-            <w:pPr>
-              <w:pStyle w:val="TableParagraph"/>
-              <w:spacing w:before="66"/>
-              <w:ind w:left="5"/>
-              <w:rPr>
-                <w:sz w:val="20"/>
-              </w:rPr>
-            </w:pPr>
-            <w:r>
-              <w:rPr>
-                <w:w w:val="98"/>
-                <w:sz w:val="20"/>
-              </w:rPr>
-              <w:t>?</w:t>
-            </w:r>
-          </w:p>
-        </w:tc>
-      </w:tr>
-    </w:tbl>
-    <w:p>
-      <w:pPr>
-        <w:spacing w:before="11"/>
-        <w:rPr>
-          <w:sz w:val="11"/>
-        </w:rPr>
-      </w:pPr>
-    </w:p>
-    <w:p>
-      <w:pPr>
-        <w:rPr>
-          <w:sz w:val="24"/>
-        </w:rPr>
-      </w:pPr>
-    </w:p>
-    <w:p>
-      <w:pPr>
-        <w:pStyle w:val="BodyText"/>
-        <w:ind w:left="113"/>
-        <w:rPr>
-          <w:color w:val="332187"/>
-          <w:w w:val="95"/>
-        </w:rPr>
-      </w:pPr>
-      <w:bookmarkStart w:id="43" w:name="_bookmark33"/>
-      <w:bookmarkStart w:id="44" w:name="_bookmark34"/>
-      <w:bookmarkEnd w:id="43"/>
-      <w:bookmarkEnd w:id="44"/>
-      <w:r>
-        <w:rPr>
-          <w:color w:val="332187"/>
-          <w:w w:val="95"/>
-        </w:rPr>
-        <w:t>Answer</w:t>
-      </w:r>
-      <w:r>
-        <w:rPr>
-          <w:color w:val="332187"/>
-          <w:spacing w:val="10"/>
-          <w:w w:val="95"/>
-        </w:rPr>
-        <w:t xml:space="preserve"> </w:t>
-      </w:r>
-      <w:r>
-        <w:rPr>
-          <w:color w:val="332187"/>
-          <w:w w:val="95"/>
-        </w:rPr>
-        <w:t>3.9:</w:t>
-      </w:r>
-    </w:p>
-    <w:p>
-      <w:pPr>
-        <w:pStyle w:val="BodyText"/>
-        <w:ind w:left="113"/>
-        <w:rPr>
-          <w:color w:val="332187"/>
-          <w:w w:val="95"/>
-        </w:rPr>
-      </w:pPr>
-    </w:p>
-    <w:p>
-      <w:pPr>
-        <w:pStyle w:val="BodyText"/>
-        <w:ind w:left="113"/>
-        <w:rPr>
-          <w:color w:val="332187"/>
-          <w:w w:val="95"/>
-        </w:rPr>
-      </w:pPr>
-    </w:p>
-    <w:p>
-      <w:pPr>
-        <w:pStyle w:val="BodyText"/>
-        <w:ind w:left="113"/>
-        <w:rPr>
-          <w:color w:val="332187"/>
-          <w:w w:val="95"/>
-        </w:rPr>
-      </w:pPr>
-    </w:p>
-    <w:p>
-      <w:pPr>
-        <w:pStyle w:val="BodyText"/>
-        <w:ind w:left="113"/>
-        <w:rPr>
-          <w:color w:val="332187"/>
-          <w:w w:val="95"/>
-        </w:rPr>
-      </w:pPr>
-    </w:p>
-    <w:p>
-      <w:pPr>
-        <w:pStyle w:val="BodyText"/>
-        <w:ind w:left="113"/>
-      </w:pPr>
-    </w:p>
-    <w:p>
-      <w:pPr>
-        <w:spacing w:before="4"/>
-        <w:rPr>
-          <w:b/>
-          <w:sz w:val="27"/>
-        </w:rPr>
-      </w:pPr>
-    </w:p>
-    <w:p>
-      <w:pPr>
-        <w:ind w:left="113"/>
-        <w:rPr>
-          <w:sz w:val="20"/>
-        </w:rPr>
-      </w:pPr>
-      <w:r>
-        <w:rPr>
-          <w:b/>
-          <w:color w:val="332187"/>
-          <w:sz w:val="20"/>
-        </w:rPr>
-        <w:t>Answer 3.10:</w:t>
-      </w:r>
-      <w:r>
-        <w:rPr>
-          <w:b/>
-          <w:color w:val="332187"/>
-          <w:spacing w:val="16"/>
-          <w:sz w:val="20"/>
-        </w:rPr>
-        <w:t xml:space="preserve"> </w:t>
-      </w:r>
-      <w:r>
-        <w:rPr>
-          <w:sz w:val="20"/>
-        </w:rPr>
-        <w:t>The</w:t>
-      </w:r>
-      <w:r>
-        <w:rPr>
-          <w:spacing w:val="-3"/>
-          <w:sz w:val="20"/>
-        </w:rPr>
-        <w:t xml:space="preserve"> </w:t>
-      </w:r>
-      <w:r>
-        <w:rPr>
-          <w:sz w:val="20"/>
-        </w:rPr>
-        <w:t>results</w:t>
-      </w:r>
-      <w:r>
-        <w:rPr>
-          <w:spacing w:val="-3"/>
-          <w:sz w:val="20"/>
-        </w:rPr>
-        <w:t xml:space="preserve"> </w:t>
-      </w:r>
-      <w:r>
-        <w:rPr>
-          <w:sz w:val="20"/>
-        </w:rPr>
-        <w:t>are:</w:t>
-      </w:r>
-    </w:p>
-    <w:p>
-      <w:pPr>
-        <w:spacing w:before="10" w:after="1"/>
-        <w:rPr>
-          <w:sz w:val="11"/>
-        </w:rPr>
-      </w:pPr>
-    </w:p>
-    <w:p>
-      <w:pPr>
-        <w:rPr>
-          <w:sz w:val="24"/>
         </w:rPr>
       </w:pPr>
     </w:p>
@@ -33677,13 +32822,11 @@
               <w:jc w:val="left"/>
               <w:rPr>
                 <w:b/>
+                <w:color w:val="FFFFFF"/>
+                <w:w w:val="95"/>
                 <w:sz w:val="24"/>
               </w:rPr>
             </w:pPr>
-            <w:bookmarkStart w:id="45" w:name="_bookmark35"/>
-            <w:bookmarkStart w:id="46" w:name="_bookmark36"/>
-            <w:bookmarkEnd w:id="45"/>
-            <w:bookmarkEnd w:id="46"/>
             <w:r>
               <w:rPr>
                 <w:b/>
@@ -33691,7 +32834,7 @@
                 <w:w w:val="95"/>
                 <w:sz w:val="24"/>
               </w:rPr>
-              <w:t>Chaining</w:t>
+              <w:t>Linear Probing</w:t>
             </w:r>
           </w:p>
         </w:tc>
@@ -33906,7 +33049,7 @@
                 <w:w w:val="98"/>
                 <w:sz w:val="20"/>
               </w:rPr>
-              <w:t>86.9560750325</w:t>
+              <w:t>31.3337198893</w:t>
             </w:r>
           </w:p>
         </w:tc>
@@ -33932,7 +33075,7 @@
                 <w:w w:val="98"/>
                 <w:sz w:val="20"/>
               </w:rPr>
-              <w:t>65.6845092773</w:t>
+              <w:t>25.7131958007</w:t>
             </w:r>
           </w:p>
         </w:tc>
@@ -34008,7 +33151,7 @@
                 <w:w w:val="98"/>
                 <w:sz w:val="20"/>
               </w:rPr>
-              <w:t>45.803629557</w:t>
+              <w:t>42.45171440972</w:t>
             </w:r>
           </w:p>
         </w:tc>
@@ -34031,7 +33174,7 @@
                 <w:w w:val="98"/>
                 <w:sz w:val="20"/>
               </w:rPr>
-              <w:t>37.5081380208</w:t>
+              <w:t>42.59474012586</w:t>
             </w:r>
           </w:p>
         </w:tc>
@@ -34107,7 +33250,7 @@
                 <w:w w:val="98"/>
                 <w:sz w:val="20"/>
               </w:rPr>
-              <w:t>39.871477399</w:t>
+              <w:t>36.21227446056</w:t>
             </w:r>
           </w:p>
         </w:tc>
@@ -34130,7 +33273,7 @@
                 <w:w w:val="98"/>
                 <w:sz w:val="20"/>
               </w:rPr>
-              <w:t>38.801502046</w:t>
+              <w:t>32.71263485863</w:t>
             </w:r>
           </w:p>
         </w:tc>
@@ -34206,7 +33349,7 @@
                 <w:w w:val="98"/>
                 <w:sz w:val="20"/>
               </w:rPr>
-              <w:t>26.287434895</w:t>
+              <w:t>39.45160590277</w:t>
             </w:r>
           </w:p>
         </w:tc>
@@ -34229,7 +33372,7 @@
                 <w:w w:val="98"/>
                 <w:sz w:val="20"/>
               </w:rPr>
-              <w:t>20.8178168402</w:t>
+              <w:t>34.4580078125</w:t>
             </w:r>
           </w:p>
         </w:tc>
@@ -34237,11 +33380,145 @@
     </w:tbl>
     <w:p>
       <w:pPr>
+        <w:ind w:left="113"/>
+        <w:rPr>
+          <w:spacing w:val="-1"/>
+          <w:sz w:val="20"/>
+        </w:rPr>
+      </w:pPr>
+    </w:p>
+    <w:p>
+      <w:pPr>
+        <w:ind w:left="113"/>
+        <w:rPr>
+          <w:spacing w:val="-1"/>
+          <w:sz w:val="20"/>
+        </w:rPr>
+      </w:pPr>
+    </w:p>
+    <w:p>
+      <w:pPr>
+        <w:ind w:left="113"/>
+        <w:rPr>
+          <w:sz w:val="20"/>
+        </w:rPr>
+      </w:pPr>
+    </w:p>
+    <w:p>
+      <w:pPr>
+        <w:spacing w:before="11"/>
+        <w:rPr>
+          <w:sz w:val="11"/>
+        </w:rPr>
+      </w:pPr>
+    </w:p>
+    <w:p>
+      <w:pPr>
+        <w:rPr>
+          <w:sz w:val="24"/>
+        </w:rPr>
+      </w:pPr>
+    </w:p>
+    <w:p>
+      <w:pPr>
         <w:pStyle w:val="BodyText"/>
         <w:ind w:left="113"/>
         <w:rPr>
           <w:color w:val="332187"/>
-          <w:spacing w:val="-1"/>
+          <w:w w:val="95"/>
+        </w:rPr>
+      </w:pPr>
+      <w:bookmarkStart w:id="43" w:name="_bookmark33"/>
+      <w:bookmarkStart w:id="44" w:name="_bookmark34"/>
+      <w:bookmarkEnd w:id="43"/>
+      <w:bookmarkEnd w:id="44"/>
+      <w:r>
+        <w:rPr>
+          <w:color w:val="332187"/>
+          <w:w w:val="95"/>
+        </w:rPr>
+        <w:t>Answer</w:t>
+      </w:r>
+      <w:r>
+        <w:rPr>
+          <w:color w:val="332187"/>
+          <w:spacing w:val="10"/>
+          <w:w w:val="95"/>
+        </w:rPr>
+        <w:t xml:space="preserve"> </w:t>
+      </w:r>
+      <w:r>
+        <w:rPr>
+          <w:color w:val="332187"/>
+          <w:w w:val="95"/>
+        </w:rPr>
+        <w:t>3.9:</w:t>
+      </w:r>
+    </w:p>
+    <w:p>
+      <w:pPr>
+        <w:pStyle w:val="BodyText"/>
+        <w:ind w:left="113"/>
+        <w:rPr>
+          <w:color w:val="332187"/>
+          <w:w w:val="95"/>
+        </w:rPr>
+      </w:pPr>
+    </w:p>
+    <w:p>
+      <w:pPr>
+        <w:pStyle w:val="BodyText"/>
+        <w:ind w:left="113"/>
+        <w:rPr>
+          <w:b w:val="0"/>
+          <w:bCs w:val="0"/>
+          <w:w w:val="95"/>
+        </w:rPr>
+      </w:pPr>
+      <w:r>
+        <w:rPr>
+          <w:b w:val="0"/>
+          <w:bCs w:val="0"/>
+          <w:w w:val="95"/>
+        </w:rPr>
+        <w:t xml:space="preserve">A higher load factor means an average time per operation </w:t>
+      </w:r>
+      <w:proofErr w:type="gramStart"/>
+      <w:r>
+        <w:rPr>
+          <w:b w:val="0"/>
+          <w:bCs w:val="0"/>
+          <w:w w:val="95"/>
+        </w:rPr>
+        <w:t>increases ,</w:t>
+      </w:r>
+      <w:proofErr w:type="gramEnd"/>
+      <w:r>
+        <w:rPr>
+          <w:b w:val="0"/>
+          <w:bCs w:val="0"/>
+          <w:w w:val="95"/>
+        </w:rPr>
+        <w:t xml:space="preserve"> because the probability of a collision also increases. We can understand that we should optimize around ½ as max a.</w:t>
+      </w:r>
+    </w:p>
+    <w:p>
+      <w:pPr>
+        <w:pStyle w:val="BodyText"/>
+        <w:ind w:left="113"/>
+        <w:rPr>
+          <w:color w:val="332187"/>
+          <w:w w:val="95"/>
+        </w:rPr>
+      </w:pPr>
+    </w:p>
+    <w:p>
+      <w:pPr>
+        <w:pStyle w:val="BodyText"/>
+        <w:ind w:left="113"/>
+        <w:rPr>
+          <w:color w:val="332187"/>
+          <w:w w:val="95"/>
         </w:rPr>
       </w:pPr>
     </w:p>
@@ -34250,6 +33527,766 @@
         <w:pStyle w:val="BodyText"/>
         <w:ind w:left="113"/>
       </w:pPr>
+    </w:p>
+    <w:p>
+      <w:pPr>
+        <w:spacing w:before="4"/>
+        <w:rPr>
+          <w:b/>
+          <w:sz w:val="27"/>
+        </w:rPr>
+      </w:pPr>
+    </w:p>
+    <w:p>
+      <w:pPr>
+        <w:ind w:left="113"/>
+        <w:rPr>
+          <w:sz w:val="20"/>
+        </w:rPr>
+      </w:pPr>
+      <w:r>
+        <w:rPr>
+          <w:b/>
+          <w:color w:val="332187"/>
+          <w:sz w:val="20"/>
+        </w:rPr>
+        <w:t>Answer 3.10:</w:t>
+      </w:r>
+      <w:r>
+        <w:rPr>
+          <w:b/>
+          <w:color w:val="332187"/>
+          <w:spacing w:val="16"/>
+          <w:sz w:val="20"/>
+        </w:rPr>
+        <w:t xml:space="preserve"> </w:t>
+      </w:r>
+      <w:r>
+        <w:rPr>
+          <w:sz w:val="20"/>
+        </w:rPr>
+        <w:t>The</w:t>
+      </w:r>
+      <w:r>
+        <w:rPr>
+          <w:spacing w:val="-3"/>
+          <w:sz w:val="20"/>
+        </w:rPr>
+        <w:t xml:space="preserve"> </w:t>
+      </w:r>
+      <w:r>
+        <w:rPr>
+          <w:sz w:val="20"/>
+        </w:rPr>
+        <w:t>results</w:t>
+      </w:r>
+      <w:r>
+        <w:rPr>
+          <w:spacing w:val="-3"/>
+          <w:sz w:val="20"/>
+        </w:rPr>
+        <w:t xml:space="preserve"> </w:t>
+      </w:r>
+      <w:r>
+        <w:rPr>
+          <w:sz w:val="20"/>
+        </w:rPr>
+        <w:t>are:</w:t>
+      </w:r>
+    </w:p>
+    <w:p>
+      <w:pPr>
+        <w:spacing w:before="10" w:after="1"/>
+        <w:rPr>
+          <w:sz w:val="11"/>
+        </w:rPr>
+      </w:pPr>
+    </w:p>
+    <w:tbl>
+      <w:tblPr>
+        <w:tblW w:w="0" w:type="auto"/>
+        <w:tblInd w:w="2812" w:type="dxa"/>
+        <w:tblBorders>
+          <w:top w:val="single" w:sz="4" w:space="0" w:color="000000"/>
+          <w:left w:val="single" w:sz="4" w:space="0" w:color="000000"/>
+          <w:bottom w:val="single" w:sz="4" w:space="0" w:color="000000"/>
+          <w:right w:val="single" w:sz="4" w:space="0" w:color="000000"/>
+          <w:insideH w:val="single" w:sz="4" w:space="0" w:color="000000"/>
+          <w:insideV w:val="single" w:sz="4" w:space="0" w:color="000000"/>
+        </w:tblBorders>
+        <w:tblLayout w:type="fixed"/>
+        <w:tblCellMar>
+          <w:left w:w="0" w:type="dxa"/>
+          <w:right w:w="0" w:type="dxa"/>
+        </w:tblCellMar>
+        <w:tblLook w:val="01E0" w:firstRow="1" w:lastRow="1" w:firstColumn="1" w:lastColumn="1" w:noHBand="0" w:noVBand="0"/>
+      </w:tblPr>
+      <w:tblGrid>
+        <w:gridCol w:w="899"/>
+        <w:gridCol w:w="1790"/>
+        <w:gridCol w:w="1566"/>
+      </w:tblGrid>
+      <w:tr>
+        <w:trPr>
+          <w:trHeight w:val="370"/>
+        </w:trPr>
+        <w:tc>
+          <w:tcPr>
+            <w:tcW w:w="4255" w:type="dxa"/>
+            <w:gridSpan w:val="3"/>
+            <w:tcBorders>
+              <w:bottom w:val="double" w:sz="1" w:space="0" w:color="000000"/>
+            </w:tcBorders>
+            <w:shd w:val="clear" w:color="auto" w:fill="757399"/>
+          </w:tcPr>
+          <w:p>
+            <w:pPr>
+              <w:pStyle w:val="TableParagraph"/>
+              <w:spacing w:before="30"/>
+              <w:ind w:left="1544" w:right="1542"/>
+              <w:rPr>
+                <w:b/>
+                <w:sz w:val="24"/>
+              </w:rPr>
+            </w:pPr>
+            <w:r>
+              <w:rPr>
+                <w:b/>
+                <w:color w:val="FFFFFF"/>
+                <w:w w:val="95"/>
+                <w:sz w:val="24"/>
+              </w:rPr>
+              <w:t>Chaining</w:t>
+            </w:r>
+          </w:p>
+        </w:tc>
+      </w:tr>
+      <w:tr>
+        <w:trPr>
+          <w:trHeight w:val="427"/>
+        </w:trPr>
+        <w:tc>
+          <w:tcPr>
+            <w:tcW w:w="899" w:type="dxa"/>
+            <w:tcBorders>
+              <w:top w:val="double" w:sz="1" w:space="0" w:color="000000"/>
+              <w:bottom w:val="double" w:sz="1" w:space="0" w:color="000000"/>
+              <w:right w:val="double" w:sz="1" w:space="0" w:color="000000"/>
+            </w:tcBorders>
+            <w:shd w:val="clear" w:color="auto" w:fill="E3E1E9"/>
+          </w:tcPr>
+          <w:p>
+            <w:pPr>
+              <w:pStyle w:val="TableParagraph"/>
+              <w:spacing w:before="73"/>
+              <w:ind w:left="97" w:right="102"/>
+              <w:rPr>
+                <w:rFonts w:ascii="Calibri" w:hAnsi="Calibri"/>
+                <w:i/>
+                <w:sz w:val="20"/>
+              </w:rPr>
+            </w:pPr>
+            <w:r>
+              <w:rPr>
+                <w:b/>
+                <w:w w:val="105"/>
+                <w:sz w:val="20"/>
+              </w:rPr>
+              <w:t>max</w:t>
+            </w:r>
+            <w:r>
+              <w:rPr>
+                <w:b/>
+                <w:spacing w:val="6"/>
+                <w:w w:val="105"/>
+                <w:sz w:val="20"/>
+              </w:rPr>
+              <w:t xml:space="preserve"> </w:t>
+            </w:r>
+            <w:r>
+              <w:rPr>
+                <w:rFonts w:ascii="Calibri" w:hAnsi="Calibri"/>
+                <w:i/>
+                <w:w w:val="105"/>
+                <w:sz w:val="20"/>
+              </w:rPr>
+              <w:t>α</w:t>
+            </w:r>
+          </w:p>
+        </w:tc>
+        <w:tc>
+          <w:tcPr>
+            <w:tcW w:w="1790" w:type="dxa"/>
+            <w:tcBorders>
+              <w:top w:val="double" w:sz="1" w:space="0" w:color="000000"/>
+              <w:left w:val="double" w:sz="1" w:space="0" w:color="000000"/>
+              <w:bottom w:val="double" w:sz="1" w:space="0" w:color="000000"/>
+            </w:tcBorders>
+            <w:shd w:val="clear" w:color="auto" w:fill="E3E1E9"/>
+          </w:tcPr>
+          <w:p>
+            <w:pPr>
+              <w:pStyle w:val="TableParagraph"/>
+              <w:spacing w:before="80"/>
+              <w:ind w:left="106" w:right="85"/>
+              <w:rPr>
+                <w:sz w:val="20"/>
+              </w:rPr>
+            </w:pPr>
+            <w:r>
+              <w:rPr>
+                <w:spacing w:val="-2"/>
+                <w:sz w:val="20"/>
+              </w:rPr>
+              <w:t>Average</w:t>
+            </w:r>
+            <w:r>
+              <w:rPr>
+                <w:spacing w:val="-4"/>
+                <w:sz w:val="20"/>
+              </w:rPr>
+              <w:t xml:space="preserve"> </w:t>
+            </w:r>
+            <w:r>
+              <w:rPr>
+                <w:spacing w:val="-2"/>
+                <w:sz w:val="20"/>
+              </w:rPr>
+              <w:t>Insertion</w:t>
+            </w:r>
+          </w:p>
+        </w:tc>
+        <w:tc>
+          <w:tcPr>
+            <w:tcW w:w="1566" w:type="dxa"/>
+            <w:tcBorders>
+              <w:top w:val="double" w:sz="1" w:space="0" w:color="000000"/>
+              <w:bottom w:val="double" w:sz="1" w:space="0" w:color="000000"/>
+            </w:tcBorders>
+            <w:shd w:val="clear" w:color="auto" w:fill="E3E1E9"/>
+          </w:tcPr>
+          <w:p>
+            <w:pPr>
+              <w:pStyle w:val="TableParagraph"/>
+              <w:spacing w:before="80"/>
+              <w:ind w:left="92" w:right="87"/>
+              <w:rPr>
+                <w:sz w:val="20"/>
+              </w:rPr>
+            </w:pPr>
+            <w:r>
+              <w:rPr>
+                <w:spacing w:val="-2"/>
+                <w:sz w:val="20"/>
+              </w:rPr>
+              <w:t>Average</w:t>
+            </w:r>
+            <w:r>
+              <w:rPr>
+                <w:spacing w:val="-3"/>
+                <w:sz w:val="20"/>
+              </w:rPr>
+              <w:t xml:space="preserve"> </w:t>
+            </w:r>
+            <w:r>
+              <w:rPr>
+                <w:spacing w:val="-1"/>
+                <w:sz w:val="20"/>
+              </w:rPr>
+              <w:t>Search</w:t>
+            </w:r>
+          </w:p>
+        </w:tc>
+      </w:tr>
+      <w:tr>
+        <w:trPr>
+          <w:trHeight w:val="370"/>
+        </w:trPr>
+        <w:tc>
+          <w:tcPr>
+            <w:tcW w:w="899" w:type="dxa"/>
+            <w:tcBorders>
+              <w:top w:val="double" w:sz="1" w:space="0" w:color="000000"/>
+              <w:right w:val="double" w:sz="1" w:space="0" w:color="000000"/>
+            </w:tcBorders>
+            <w:shd w:val="clear" w:color="auto" w:fill="ECECED"/>
+          </w:tcPr>
+          <w:p>
+            <w:pPr>
+              <w:pStyle w:val="TableParagraph"/>
+              <w:spacing w:before="73"/>
+              <w:ind w:left="97" w:right="101"/>
+              <w:rPr>
+                <w:rFonts w:ascii="Calibri"/>
+                <w:sz w:val="20"/>
+              </w:rPr>
+            </w:pPr>
+            <w:r>
+              <w:rPr>
+                <w:rFonts w:ascii="Calibri"/>
+                <w:w w:val="110"/>
+                <w:sz w:val="20"/>
+              </w:rPr>
+              <w:t>1</w:t>
+            </w:r>
+            <w:r>
+              <w:rPr>
+                <w:rFonts w:ascii="Calibri"/>
+                <w:i/>
+                <w:w w:val="110"/>
+                <w:sz w:val="20"/>
+              </w:rPr>
+              <w:t>/</w:t>
+            </w:r>
+            <w:r>
+              <w:rPr>
+                <w:rFonts w:ascii="Calibri"/>
+                <w:w w:val="110"/>
+                <w:sz w:val="20"/>
+              </w:rPr>
+              <w:t>2</w:t>
+            </w:r>
+          </w:p>
+        </w:tc>
+        <w:tc>
+          <w:tcPr>
+            <w:tcW w:w="1790" w:type="dxa"/>
+            <w:tcBorders>
+              <w:top w:val="double" w:sz="1" w:space="0" w:color="000000"/>
+              <w:left w:val="double" w:sz="1" w:space="0" w:color="000000"/>
+            </w:tcBorders>
+            <w:shd w:val="clear" w:color="auto" w:fill="ECECED"/>
+          </w:tcPr>
+          <w:p>
+            <w:pPr>
+              <w:pStyle w:val="TableParagraph"/>
+              <w:spacing w:before="80"/>
+              <w:ind w:left="20"/>
+              <w:rPr>
+                <w:sz w:val="20"/>
+              </w:rPr>
+            </w:pPr>
+            <w:r>
+              <w:rPr>
+                <w:w w:val="98"/>
+                <w:sz w:val="20"/>
+              </w:rPr>
+              <w:t>98.951822916</w:t>
+            </w:r>
+          </w:p>
+        </w:tc>
+        <w:tc>
+          <w:tcPr>
+            <w:tcW w:w="1566" w:type="dxa"/>
+            <w:tcBorders>
+              <w:top w:val="double" w:sz="1" w:space="0" w:color="000000"/>
+            </w:tcBorders>
+            <w:shd w:val="clear" w:color="auto" w:fill="ECECED"/>
+          </w:tcPr>
+          <w:p>
+            <w:pPr>
+              <w:pStyle w:val="TableParagraph"/>
+              <w:spacing w:before="80"/>
+              <w:ind w:left="5"/>
+              <w:rPr>
+                <w:sz w:val="20"/>
+              </w:rPr>
+            </w:pPr>
+            <w:r>
+              <w:rPr>
+                <w:w w:val="98"/>
+                <w:sz w:val="20"/>
+              </w:rPr>
+              <w:t>66.941223144</w:t>
+            </w:r>
+          </w:p>
+        </w:tc>
+      </w:tr>
+      <w:tr>
+        <w:trPr>
+          <w:trHeight w:val="356"/>
+        </w:trPr>
+        <w:tc>
+          <w:tcPr>
+            <w:tcW w:w="899" w:type="dxa"/>
+            <w:tcBorders>
+              <w:right w:val="double" w:sz="1" w:space="0" w:color="000000"/>
+            </w:tcBorders>
+            <w:shd w:val="clear" w:color="auto" w:fill="E3E1E9"/>
+          </w:tcPr>
+          <w:p>
+            <w:pPr>
+              <w:pStyle w:val="TableParagraph"/>
+              <w:spacing w:before="59"/>
+              <w:ind w:left="97" w:right="101"/>
+              <w:rPr>
+                <w:rFonts w:ascii="Calibri"/>
+                <w:sz w:val="20"/>
+              </w:rPr>
+            </w:pPr>
+            <w:r>
+              <w:rPr>
+                <w:rFonts w:ascii="Calibri"/>
+                <w:w w:val="110"/>
+                <w:sz w:val="20"/>
+              </w:rPr>
+              <w:t>3</w:t>
+            </w:r>
+            <w:r>
+              <w:rPr>
+                <w:rFonts w:ascii="Calibri"/>
+                <w:i/>
+                <w:w w:val="110"/>
+                <w:sz w:val="20"/>
+              </w:rPr>
+              <w:t>/</w:t>
+            </w:r>
+            <w:r>
+              <w:rPr>
+                <w:rFonts w:ascii="Calibri"/>
+                <w:w w:val="110"/>
+                <w:sz w:val="20"/>
+              </w:rPr>
+              <w:t>4</w:t>
+            </w:r>
+          </w:p>
+        </w:tc>
+        <w:tc>
+          <w:tcPr>
+            <w:tcW w:w="1790" w:type="dxa"/>
+            <w:tcBorders>
+              <w:left w:val="double" w:sz="1" w:space="0" w:color="000000"/>
+            </w:tcBorders>
+            <w:shd w:val="clear" w:color="auto" w:fill="E3E1E9"/>
+          </w:tcPr>
+          <w:p>
+            <w:pPr>
+              <w:pStyle w:val="TableParagraph"/>
+              <w:spacing w:before="66"/>
+              <w:ind w:left="20"/>
+              <w:rPr>
+                <w:sz w:val="20"/>
+              </w:rPr>
+            </w:pPr>
+            <w:r>
+              <w:rPr>
+                <w:w w:val="98"/>
+                <w:sz w:val="20"/>
+              </w:rPr>
+              <w:t>33.199259440</w:t>
+            </w:r>
+          </w:p>
+        </w:tc>
+        <w:tc>
+          <w:tcPr>
+            <w:tcW w:w="1566" w:type="dxa"/>
+            <w:shd w:val="clear" w:color="auto" w:fill="E3E1E9"/>
+          </w:tcPr>
+          <w:p>
+            <w:pPr>
+              <w:pStyle w:val="TableParagraph"/>
+              <w:spacing w:before="66"/>
+              <w:ind w:left="5"/>
+              <w:rPr>
+                <w:sz w:val="20"/>
+              </w:rPr>
+            </w:pPr>
+            <w:r>
+              <w:rPr>
+                <w:w w:val="98"/>
+                <w:sz w:val="20"/>
+              </w:rPr>
+              <w:t>23.067898220</w:t>
+            </w:r>
+          </w:p>
+        </w:tc>
+      </w:tr>
+      <w:tr>
+        <w:trPr>
+          <w:trHeight w:val="356"/>
+        </w:trPr>
+        <w:tc>
+          <w:tcPr>
+            <w:tcW w:w="899" w:type="dxa"/>
+            <w:tcBorders>
+              <w:right w:val="double" w:sz="1" w:space="0" w:color="000000"/>
+            </w:tcBorders>
+            <w:shd w:val="clear" w:color="auto" w:fill="ECECED"/>
+          </w:tcPr>
+          <w:p>
+            <w:pPr>
+              <w:pStyle w:val="TableParagraph"/>
+              <w:spacing w:before="66"/>
+              <w:ind w:right="4"/>
+              <w:rPr>
+                <w:sz w:val="20"/>
+              </w:rPr>
+            </w:pPr>
+            <w:r>
+              <w:rPr>
+                <w:w w:val="115"/>
+                <w:sz w:val="20"/>
+              </w:rPr>
+              <w:t>1</w:t>
+            </w:r>
+          </w:p>
+        </w:tc>
+        <w:tc>
+          <w:tcPr>
+            <w:tcW w:w="1790" w:type="dxa"/>
+            <w:tcBorders>
+              <w:left w:val="double" w:sz="1" w:space="0" w:color="000000"/>
+            </w:tcBorders>
+            <w:shd w:val="clear" w:color="auto" w:fill="ECECED"/>
+          </w:tcPr>
+          <w:p>
+            <w:pPr>
+              <w:pStyle w:val="TableParagraph"/>
+              <w:spacing w:before="66"/>
+              <w:ind w:left="20"/>
+              <w:rPr>
+                <w:sz w:val="20"/>
+              </w:rPr>
+            </w:pPr>
+            <w:r>
+              <w:rPr>
+                <w:w w:val="98"/>
+                <w:sz w:val="20"/>
+              </w:rPr>
+              <w:t>29.151916503</w:t>
+            </w:r>
+          </w:p>
+        </w:tc>
+        <w:tc>
+          <w:tcPr>
+            <w:tcW w:w="1566" w:type="dxa"/>
+            <w:shd w:val="clear" w:color="auto" w:fill="ECECED"/>
+          </w:tcPr>
+          <w:p>
+            <w:pPr>
+              <w:pStyle w:val="TableParagraph"/>
+              <w:spacing w:before="66"/>
+              <w:ind w:left="5"/>
+              <w:rPr>
+                <w:sz w:val="20"/>
+              </w:rPr>
+            </w:pPr>
+            <w:r>
+              <w:rPr>
+                <w:w w:val="98"/>
+                <w:sz w:val="20"/>
+              </w:rPr>
+              <w:t>22.8922017415</w:t>
+            </w:r>
+          </w:p>
+        </w:tc>
+      </w:tr>
+      <w:tr>
+        <w:trPr>
+          <w:trHeight w:val="356"/>
+        </w:trPr>
+        <w:tc>
+          <w:tcPr>
+            <w:tcW w:w="899" w:type="dxa"/>
+            <w:tcBorders>
+              <w:right w:val="double" w:sz="1" w:space="0" w:color="000000"/>
+            </w:tcBorders>
+            <w:shd w:val="clear" w:color="auto" w:fill="E3E1E9"/>
+          </w:tcPr>
+          <w:p>
+            <w:pPr>
+              <w:pStyle w:val="TableParagraph"/>
+              <w:spacing w:before="59"/>
+              <w:ind w:left="97" w:right="101"/>
+              <w:rPr>
+                <w:rFonts w:ascii="Calibri"/>
+                <w:sz w:val="20"/>
+              </w:rPr>
+            </w:pPr>
+            <w:r>
+              <w:rPr>
+                <w:rFonts w:ascii="Calibri"/>
+                <w:w w:val="110"/>
+                <w:sz w:val="20"/>
+              </w:rPr>
+              <w:t>3</w:t>
+            </w:r>
+            <w:r>
+              <w:rPr>
+                <w:rFonts w:ascii="Calibri"/>
+                <w:i/>
+                <w:w w:val="110"/>
+                <w:sz w:val="20"/>
+              </w:rPr>
+              <w:t>/</w:t>
+            </w:r>
+            <w:r>
+              <w:rPr>
+                <w:rFonts w:ascii="Calibri"/>
+                <w:w w:val="110"/>
+                <w:sz w:val="20"/>
+              </w:rPr>
+              <w:t>2</w:t>
+            </w:r>
+          </w:p>
+        </w:tc>
+        <w:tc>
+          <w:tcPr>
+            <w:tcW w:w="1790" w:type="dxa"/>
+            <w:tcBorders>
+              <w:left w:val="double" w:sz="1" w:space="0" w:color="000000"/>
+            </w:tcBorders>
+            <w:shd w:val="clear" w:color="auto" w:fill="E3E1E9"/>
+          </w:tcPr>
+          <w:p>
+            <w:pPr>
+              <w:pStyle w:val="TableParagraph"/>
+              <w:spacing w:before="66"/>
+              <w:ind w:left="20"/>
+              <w:rPr>
+                <w:sz w:val="20"/>
+              </w:rPr>
+            </w:pPr>
+            <w:r>
+              <w:rPr>
+                <w:w w:val="98"/>
+                <w:sz w:val="20"/>
+              </w:rPr>
+              <w:t>36.1251831054</w:t>
+            </w:r>
+          </w:p>
+        </w:tc>
+        <w:tc>
+          <w:tcPr>
+            <w:tcW w:w="1566" w:type="dxa"/>
+            <w:shd w:val="clear" w:color="auto" w:fill="E3E1E9"/>
+          </w:tcPr>
+          <w:p>
+            <w:pPr>
+              <w:pStyle w:val="TableParagraph"/>
+              <w:spacing w:before="66"/>
+              <w:ind w:left="5"/>
+              <w:rPr>
+                <w:sz w:val="20"/>
+              </w:rPr>
+            </w:pPr>
+            <w:r>
+              <w:rPr>
+                <w:w w:val="98"/>
+                <w:sz w:val="20"/>
+              </w:rPr>
+              <w:t>37.8096516927</w:t>
+            </w:r>
+          </w:p>
+        </w:tc>
+      </w:tr>
+      <w:tr>
+        <w:trPr>
+          <w:trHeight w:val="356"/>
+        </w:trPr>
+        <w:tc>
+          <w:tcPr>
+            <w:tcW w:w="899" w:type="dxa"/>
+            <w:tcBorders>
+              <w:right w:val="double" w:sz="1" w:space="0" w:color="000000"/>
+            </w:tcBorders>
+            <w:shd w:val="clear" w:color="auto" w:fill="ECECED"/>
+          </w:tcPr>
+          <w:p>
+            <w:pPr>
+              <w:pStyle w:val="TableParagraph"/>
+              <w:spacing w:before="66"/>
+              <w:ind w:right="4"/>
+              <w:rPr>
+                <w:sz w:val="20"/>
+              </w:rPr>
+            </w:pPr>
+            <w:r>
+              <w:rPr>
+                <w:w w:val="89"/>
+                <w:sz w:val="20"/>
+              </w:rPr>
+              <w:t>2</w:t>
+            </w:r>
+          </w:p>
+        </w:tc>
+        <w:tc>
+          <w:tcPr>
+            <w:tcW w:w="1790" w:type="dxa"/>
+            <w:tcBorders>
+              <w:left w:val="double" w:sz="1" w:space="0" w:color="000000"/>
+            </w:tcBorders>
+            <w:shd w:val="clear" w:color="auto" w:fill="ECECED"/>
+          </w:tcPr>
+          <w:p>
+            <w:pPr>
+              <w:pStyle w:val="TableParagraph"/>
+              <w:spacing w:before="66"/>
+              <w:ind w:left="20"/>
+              <w:rPr>
+                <w:sz w:val="20"/>
+              </w:rPr>
+            </w:pPr>
+            <w:r>
+              <w:rPr>
+                <w:w w:val="98"/>
+                <w:sz w:val="20"/>
+              </w:rPr>
+              <w:t>35.7535552978</w:t>
+            </w:r>
+          </w:p>
+        </w:tc>
+        <w:tc>
+          <w:tcPr>
+            <w:tcW w:w="1566" w:type="dxa"/>
+            <w:shd w:val="clear" w:color="auto" w:fill="ECECED"/>
+          </w:tcPr>
+          <w:p>
+            <w:pPr>
+              <w:pStyle w:val="TableParagraph"/>
+              <w:spacing w:before="66"/>
+              <w:ind w:left="5"/>
+              <w:rPr>
+                <w:sz w:val="20"/>
+              </w:rPr>
+            </w:pPr>
+            <w:r>
+              <w:rPr>
+                <w:w w:val="98"/>
+                <w:sz w:val="20"/>
+              </w:rPr>
+              <w:t>41.2578837076</w:t>
+            </w:r>
+          </w:p>
+        </w:tc>
+      </w:tr>
+    </w:tbl>
+    <w:p>
+      <w:pPr>
+        <w:rPr>
+          <w:sz w:val="24"/>
+        </w:rPr>
+      </w:pPr>
+    </w:p>
+    <w:p>
+      <w:pPr>
+        <w:pStyle w:val="BodyText"/>
+        <w:ind w:left="113"/>
+        <w:rPr>
+          <w:color w:val="332187"/>
+          <w:spacing w:val="-1"/>
+        </w:rPr>
+      </w:pPr>
+      <w:bookmarkStart w:id="45" w:name="_bookmark35"/>
+      <w:bookmarkStart w:id="46" w:name="_bookmark36"/>
+      <w:bookmarkEnd w:id="45"/>
+      <w:bookmarkEnd w:id="46"/>
+    </w:p>
+    <w:p>
+      <w:pPr>
+        <w:pStyle w:val="BodyText"/>
+        <w:ind w:left="113"/>
+      </w:pPr>
       <w:r>
         <w:rPr>
           <w:color w:val="332187"/>
@@ -34288,7 +34325,53 @@
           <w:sz w:val="20"/>
           <w:szCs w:val="20"/>
         </w:rPr>
-        <w:t>a higher maximum load factor leads to faster average insertion and search times in Chaining-based hash tables.</w:t>
+        <w:t>a higher maximum load factor leads to faster average insertion and search times in Chaining-based hash tables</w:t>
+      </w:r>
+      <w:r>
+        <w:rPr>
+          <w:sz w:val="20"/>
+          <w:szCs w:val="20"/>
+        </w:rPr>
+        <w:t xml:space="preserve"> up to </w:t>
+      </w:r>
+      <w:proofErr w:type="gramStart"/>
+      <w:r>
+        <w:rPr>
+          <w:sz w:val="20"/>
+          <w:szCs w:val="20"/>
+        </w:rPr>
+        <w:t>1 ,</w:t>
+      </w:r>
+      <w:proofErr w:type="gramEnd"/>
+      <w:r>
+        <w:rPr>
+          <w:sz w:val="20"/>
+          <w:szCs w:val="20"/>
+        </w:rPr>
+        <w:t xml:space="preserve"> then it decreases</w:t>
+      </w:r>
+      <w:r>
+        <w:rPr>
+          <w:sz w:val="20"/>
+          <w:szCs w:val="20"/>
+        </w:rPr>
+        <w:t xml:space="preserve">. Because at </w:t>
+      </w:r>
+      <w:proofErr w:type="gramStart"/>
+      <w:r>
+        <w:rPr>
+          <w:sz w:val="20"/>
+          <w:szCs w:val="20"/>
+        </w:rPr>
+        <w:t>1  there</w:t>
+      </w:r>
+      <w:proofErr w:type="gramEnd"/>
+      <w:r>
+        <w:rPr>
+          <w:sz w:val="20"/>
+          <w:szCs w:val="20"/>
+        </w:rPr>
+        <w:t xml:space="preserve"> will be no collisions. We can deduce that a load factor closer to 1 is optimal.</w:t>
       </w:r>
     </w:p>
     <w:p>
@@ -34414,9 +34497,604 @@
     <w:p>
       <w:pPr>
         <w:pStyle w:val="BodyText"/>
+        <w:numPr>
+          <w:ilvl w:val="0"/>
+          <w:numId w:val="4"/>
+        </w:numPr>
+        <w:spacing w:before="132"/>
+        <w:rPr>
+          <w:b w:val="0"/>
+          <w:bCs w:val="0"/>
+          <w:w w:val="95"/>
+        </w:rPr>
+      </w:pPr>
+      <w:r>
+        <w:rPr>
+          <w:b w:val="0"/>
+          <w:bCs w:val="0"/>
+          <w:w w:val="95"/>
+        </w:rPr>
+        <w:t>Init a value successor = infinity</w:t>
+      </w:r>
+    </w:p>
+    <w:p>
+      <w:pPr>
+        <w:pStyle w:val="BodyText"/>
+        <w:numPr>
+          <w:ilvl w:val="0"/>
+          <w:numId w:val="4"/>
+        </w:numPr>
+        <w:spacing w:before="132"/>
+        <w:rPr>
+          <w:b w:val="0"/>
+          <w:bCs w:val="0"/>
+          <w:w w:val="95"/>
+        </w:rPr>
+      </w:pPr>
+      <w:r>
+        <w:rPr>
+          <w:b w:val="0"/>
+          <w:bCs w:val="0"/>
+          <w:w w:val="95"/>
+        </w:rPr>
+        <w:t xml:space="preserve">iterate through all elements in the hash </w:t>
+      </w:r>
+      <w:proofErr w:type="gramStart"/>
+      <w:r>
+        <w:rPr>
+          <w:b w:val="0"/>
+          <w:bCs w:val="0"/>
+          <w:w w:val="95"/>
+        </w:rPr>
+        <w:t>table</w:t>
+      </w:r>
+      <w:proofErr w:type="gramEnd"/>
+    </w:p>
+    <w:p>
+      <w:pPr>
+        <w:pStyle w:val="BodyText"/>
+        <w:numPr>
+          <w:ilvl w:val="0"/>
+          <w:numId w:val="4"/>
+        </w:numPr>
+        <w:spacing w:before="132"/>
+        <w:rPr>
+          <w:b w:val="0"/>
+          <w:bCs w:val="0"/>
+          <w:w w:val="95"/>
+        </w:rPr>
+      </w:pPr>
+      <w:r>
+        <w:rPr>
+          <w:b w:val="0"/>
+          <w:bCs w:val="0"/>
+          <w:w w:val="95"/>
+        </w:rPr>
+        <w:t xml:space="preserve">for each </w:t>
+      </w:r>
+      <w:proofErr w:type="gramStart"/>
+      <w:r>
+        <w:rPr>
+          <w:b w:val="0"/>
+          <w:bCs w:val="0"/>
+          <w:w w:val="95"/>
+        </w:rPr>
+        <w:t>element ,</w:t>
+      </w:r>
+      <w:proofErr w:type="gramEnd"/>
+      <w:r>
+        <w:rPr>
+          <w:b w:val="0"/>
+          <w:bCs w:val="0"/>
+          <w:w w:val="95"/>
+        </w:rPr>
+        <w:t xml:space="preserve"> check if its greater then </w:t>
+      </w:r>
+      <w:proofErr w:type="spellStart"/>
+      <w:r>
+        <w:rPr>
+          <w:b w:val="0"/>
+          <w:bCs w:val="0"/>
+          <w:w w:val="95"/>
+        </w:rPr>
+        <w:t>val</w:t>
+      </w:r>
+      <w:proofErr w:type="spellEnd"/>
+      <w:r>
+        <w:rPr>
+          <w:b w:val="0"/>
+          <w:bCs w:val="0"/>
+          <w:w w:val="95"/>
+        </w:rPr>
+        <w:t xml:space="preserve"> and lower then successor, if that’s true update successor.</w:t>
+      </w:r>
+    </w:p>
+    <w:p>
+      <w:pPr>
+        <w:pStyle w:val="BodyText"/>
+        <w:numPr>
+          <w:ilvl w:val="0"/>
+          <w:numId w:val="4"/>
+        </w:numPr>
+        <w:spacing w:before="132"/>
+        <w:rPr>
+          <w:b w:val="0"/>
+          <w:bCs w:val="0"/>
+          <w:w w:val="95"/>
+        </w:rPr>
+      </w:pPr>
+      <w:r>
+        <w:rPr>
+          <w:b w:val="0"/>
+          <w:bCs w:val="0"/>
+          <w:w w:val="95"/>
+        </w:rPr>
+        <w:t xml:space="preserve">Return </w:t>
+      </w:r>
+      <w:proofErr w:type="gramStart"/>
+      <w:r>
+        <w:rPr>
+          <w:b w:val="0"/>
+          <w:bCs w:val="0"/>
+          <w:w w:val="95"/>
+        </w:rPr>
+        <w:t>successor</w:t>
+      </w:r>
+      <w:proofErr w:type="gramEnd"/>
+    </w:p>
+    <w:p>
+      <w:pPr>
+        <w:pStyle w:val="BodyText"/>
         <w:spacing w:before="132"/>
         <w:ind w:left="113"/>
       </w:pPr>
+    </w:p>
+    <w:p>
+      <w:pPr>
+        <w:pStyle w:val="BodyText"/>
+        <w:spacing w:before="132"/>
+        <w:ind w:left="113"/>
+      </w:pPr>
+      <w:r>
+        <w:t>Pseudo code:</w:t>
+      </w:r>
+    </w:p>
+    <w:p>
+      <w:pPr>
+        <w:pStyle w:val="BodyText"/>
+        <w:spacing w:before="132"/>
+        <w:ind w:left="113"/>
+        <w:rPr>
+          <w:b w:val="0"/>
+          <w:bCs w:val="0"/>
+        </w:rPr>
+      </w:pPr>
+      <w:r>
+        <w:rPr>
+          <w:b w:val="0"/>
+          <w:bCs w:val="0"/>
+        </w:rPr>
+        <w:t>Successor(</w:t>
+      </w:r>
+      <w:proofErr w:type="spellStart"/>
+      <w:r>
+        <w:rPr>
+          <w:b w:val="0"/>
+          <w:bCs w:val="0"/>
+        </w:rPr>
+        <w:t>val</w:t>
+      </w:r>
+      <w:proofErr w:type="spellEnd"/>
+      <w:r>
+        <w:rPr>
+          <w:b w:val="0"/>
+          <w:bCs w:val="0"/>
+        </w:rPr>
+        <w:t>):</w:t>
+      </w:r>
+    </w:p>
+    <w:p>
+      <w:pPr>
+        <w:pStyle w:val="BodyText"/>
+        <w:spacing w:before="132"/>
+        <w:ind w:left="113"/>
+        <w:rPr>
+          <w:b w:val="0"/>
+          <w:bCs w:val="0"/>
+        </w:rPr>
+      </w:pPr>
+      <w:r>
+        <w:rPr>
+          <w:b w:val="0"/>
+          <w:bCs w:val="0"/>
+        </w:rPr>
+        <w:t xml:space="preserve">    successor = infinity</w:t>
+      </w:r>
+    </w:p>
+    <w:p>
+      <w:pPr>
+        <w:pStyle w:val="BodyText"/>
+        <w:spacing w:before="132"/>
+        <w:ind w:left="113"/>
+        <w:rPr>
+          <w:b w:val="0"/>
+          <w:bCs w:val="0"/>
+        </w:rPr>
+      </w:pPr>
+      <w:r>
+        <w:rPr>
+          <w:b w:val="0"/>
+          <w:bCs w:val="0"/>
+        </w:rPr>
+        <w:t xml:space="preserve">    for each list in </w:t>
+      </w:r>
+      <w:proofErr w:type="spellStart"/>
+      <w:r>
+        <w:rPr>
+          <w:b w:val="0"/>
+          <w:bCs w:val="0"/>
+        </w:rPr>
+        <w:t>hashTable</w:t>
+      </w:r>
+      <w:proofErr w:type="spellEnd"/>
+      <w:r>
+        <w:rPr>
+          <w:b w:val="0"/>
+          <w:bCs w:val="0"/>
+        </w:rPr>
+        <w:t>:</w:t>
+      </w:r>
+    </w:p>
+    <w:p>
+      <w:pPr>
+        <w:pStyle w:val="BodyText"/>
+        <w:spacing w:before="132"/>
+        <w:ind w:left="113"/>
+        <w:rPr>
+          <w:b w:val="0"/>
+          <w:bCs w:val="0"/>
+        </w:rPr>
+      </w:pPr>
+      <w:r>
+        <w:rPr>
+          <w:b w:val="0"/>
+          <w:bCs w:val="0"/>
+        </w:rPr>
+        <w:t xml:space="preserve">        current = </w:t>
+      </w:r>
+      <w:proofErr w:type="spellStart"/>
+      <w:proofErr w:type="gramStart"/>
+      <w:r>
+        <w:rPr>
+          <w:b w:val="0"/>
+          <w:bCs w:val="0"/>
+        </w:rPr>
+        <w:t>list.head</w:t>
+      </w:r>
+      <w:proofErr w:type="spellEnd"/>
+      <w:proofErr w:type="gramEnd"/>
+    </w:p>
+    <w:p>
+      <w:pPr>
+        <w:pStyle w:val="BodyText"/>
+        <w:spacing w:before="132"/>
+        <w:ind w:left="113"/>
+        <w:rPr>
+          <w:b w:val="0"/>
+          <w:bCs w:val="0"/>
+        </w:rPr>
+      </w:pPr>
+      <w:r>
+        <w:rPr>
+          <w:b w:val="0"/>
+          <w:bCs w:val="0"/>
+        </w:rPr>
+        <w:t xml:space="preserve">        while </w:t>
+      </w:r>
+      <w:proofErr w:type="gramStart"/>
+      <w:r>
+        <w:rPr>
+          <w:b w:val="0"/>
+          <w:bCs w:val="0"/>
+        </w:rPr>
+        <w:t>current</w:t>
+      </w:r>
+      <w:r>
+        <w:rPr>
+          <w:b w:val="0"/>
+          <w:bCs w:val="0"/>
+        </w:rPr>
+        <w:t xml:space="preserve"> !</w:t>
+      </w:r>
+      <w:proofErr w:type="gramEnd"/>
+      <w:r>
+        <w:rPr>
+          <w:b w:val="0"/>
+          <w:bCs w:val="0"/>
+        </w:rPr>
+        <w:t xml:space="preserve">= </w:t>
+      </w:r>
+      <w:r>
+        <w:rPr>
+          <w:b w:val="0"/>
+          <w:bCs w:val="0"/>
+        </w:rPr>
+        <w:t>null:</w:t>
+      </w:r>
+    </w:p>
+    <w:p>
+      <w:pPr>
+        <w:pStyle w:val="BodyText"/>
+        <w:spacing w:before="132"/>
+        <w:ind w:left="113"/>
+        <w:rPr>
+          <w:b w:val="0"/>
+          <w:bCs w:val="0"/>
+        </w:rPr>
+      </w:pPr>
+      <w:r>
+        <w:rPr>
+          <w:b w:val="0"/>
+          <w:bCs w:val="0"/>
+        </w:rPr>
+        <w:t xml:space="preserve">            if </w:t>
+      </w:r>
+      <w:proofErr w:type="spellStart"/>
+      <w:r>
+        <w:rPr>
+          <w:b w:val="0"/>
+          <w:bCs w:val="0"/>
+        </w:rPr>
+        <w:t>current.value</w:t>
+      </w:r>
+      <w:proofErr w:type="spellEnd"/>
+      <w:r>
+        <w:rPr>
+          <w:b w:val="0"/>
+          <w:bCs w:val="0"/>
+        </w:rPr>
+        <w:t xml:space="preserve"> &gt; </w:t>
+      </w:r>
+      <w:proofErr w:type="spellStart"/>
+      <w:r>
+        <w:rPr>
+          <w:b w:val="0"/>
+          <w:bCs w:val="0"/>
+        </w:rPr>
+        <w:t>val</w:t>
+      </w:r>
+      <w:proofErr w:type="spellEnd"/>
+      <w:r>
+        <w:rPr>
+          <w:b w:val="0"/>
+          <w:bCs w:val="0"/>
+        </w:rPr>
+        <w:t xml:space="preserve"> and </w:t>
+      </w:r>
+      <w:proofErr w:type="spellStart"/>
+      <w:r>
+        <w:rPr>
+          <w:b w:val="0"/>
+          <w:bCs w:val="0"/>
+        </w:rPr>
+        <w:t>current.value</w:t>
+      </w:r>
+      <w:proofErr w:type="spellEnd"/>
+      <w:r>
+        <w:rPr>
+          <w:b w:val="0"/>
+          <w:bCs w:val="0"/>
+        </w:rPr>
+        <w:t xml:space="preserve"> &lt; successor:</w:t>
+      </w:r>
+    </w:p>
+    <w:p>
+      <w:pPr>
+        <w:pStyle w:val="BodyText"/>
+        <w:spacing w:before="132"/>
+        <w:ind w:left="113"/>
+        <w:rPr>
+          <w:b w:val="0"/>
+          <w:bCs w:val="0"/>
+        </w:rPr>
+      </w:pPr>
+      <w:r>
+        <w:rPr>
+          <w:b w:val="0"/>
+          <w:bCs w:val="0"/>
+        </w:rPr>
+        <w:t xml:space="preserve">                successor = </w:t>
+      </w:r>
+      <w:proofErr w:type="spellStart"/>
+      <w:r>
+        <w:rPr>
+          <w:b w:val="0"/>
+          <w:bCs w:val="0"/>
+        </w:rPr>
+        <w:t>current.value</w:t>
+      </w:r>
+      <w:proofErr w:type="spellEnd"/>
+    </w:p>
+    <w:p>
+      <w:pPr>
+        <w:pStyle w:val="BodyText"/>
+        <w:spacing w:before="132"/>
+        <w:ind w:left="113"/>
+        <w:rPr>
+          <w:b w:val="0"/>
+          <w:bCs w:val="0"/>
+        </w:rPr>
+      </w:pPr>
+      <w:r>
+        <w:rPr>
+          <w:b w:val="0"/>
+          <w:bCs w:val="0"/>
+        </w:rPr>
+        <w:t xml:space="preserve">            current = </w:t>
+      </w:r>
+      <w:proofErr w:type="spellStart"/>
+      <w:proofErr w:type="gramStart"/>
+      <w:r>
+        <w:rPr>
+          <w:b w:val="0"/>
+          <w:bCs w:val="0"/>
+        </w:rPr>
+        <w:t>current.next</w:t>
+      </w:r>
+      <w:proofErr w:type="spellEnd"/>
+      <w:proofErr w:type="gramEnd"/>
+    </w:p>
+    <w:p>
+      <w:pPr>
+        <w:pStyle w:val="BodyText"/>
+        <w:spacing w:before="132"/>
+        <w:ind w:left="113"/>
+        <w:rPr>
+          <w:b w:val="0"/>
+          <w:bCs w:val="0"/>
+        </w:rPr>
+      </w:pPr>
+      <w:r>
+        <w:rPr>
+          <w:b w:val="0"/>
+          <w:bCs w:val="0"/>
+        </w:rPr>
+        <w:t xml:space="preserve">    if successor </w:t>
+      </w:r>
+      <w:r>
+        <w:rPr>
+          <w:b w:val="0"/>
+          <w:bCs w:val="0"/>
+        </w:rPr>
+        <w:t>=</w:t>
+      </w:r>
+      <w:r>
+        <w:rPr>
+          <w:b w:val="0"/>
+          <w:bCs w:val="0"/>
+        </w:rPr>
+        <w:t xml:space="preserve"> infinity:</w:t>
+      </w:r>
+    </w:p>
+    <w:p>
+      <w:pPr>
+        <w:pStyle w:val="BodyText"/>
+        <w:spacing w:before="132"/>
+        <w:ind w:left="113"/>
+        <w:rPr>
+          <w:b w:val="0"/>
+          <w:bCs w:val="0"/>
+        </w:rPr>
+      </w:pPr>
+      <w:r>
+        <w:rPr>
+          <w:b w:val="0"/>
+          <w:bCs w:val="0"/>
+        </w:rPr>
+        <w:t xml:space="preserve">        return </w:t>
+      </w:r>
+      <w:proofErr w:type="gramStart"/>
+      <w:r>
+        <w:rPr>
+          <w:b w:val="0"/>
+          <w:bCs w:val="0"/>
+        </w:rPr>
+        <w:t>null</w:t>
+      </w:r>
+      <w:proofErr w:type="gramEnd"/>
+    </w:p>
+    <w:p>
+      <w:pPr>
+        <w:pStyle w:val="BodyText"/>
+        <w:spacing w:before="132"/>
+        <w:ind w:left="113"/>
+        <w:rPr>
+          <w:b w:val="0"/>
+          <w:bCs w:val="0"/>
+        </w:rPr>
+      </w:pPr>
+      <w:r>
+        <w:rPr>
+          <w:b w:val="0"/>
+          <w:bCs w:val="0"/>
+        </w:rPr>
+        <w:t xml:space="preserve">    else:</w:t>
+      </w:r>
+    </w:p>
+    <w:p>
+      <w:pPr>
+        <w:pStyle w:val="BodyText"/>
+        <w:spacing w:before="132"/>
+        <w:ind w:left="113"/>
+        <w:rPr>
+          <w:b w:val="0"/>
+          <w:bCs w:val="0"/>
+        </w:rPr>
+      </w:pPr>
+      <w:r>
+        <w:rPr>
+          <w:b w:val="0"/>
+          <w:bCs w:val="0"/>
+        </w:rPr>
+        <w:t xml:space="preserve">        return </w:t>
+      </w:r>
+      <w:proofErr w:type="gramStart"/>
+      <w:r>
+        <w:rPr>
+          <w:b w:val="0"/>
+          <w:bCs w:val="0"/>
+        </w:rPr>
+        <w:t>successor</w:t>
+      </w:r>
+      <w:proofErr w:type="gramEnd"/>
+    </w:p>
+    <w:p>
+      <w:pPr>
+        <w:pStyle w:val="BodyText"/>
+        <w:spacing w:before="132"/>
+        <w:ind w:left="113"/>
+        <w:rPr>
+          <w:b w:val="0"/>
+          <w:bCs w:val="0"/>
+        </w:rPr>
+      </w:pPr>
+      <w:r>
+        <w:rPr>
+          <w:b w:val="0"/>
+          <w:bCs w:val="0"/>
+        </w:rPr>
+        <w:t xml:space="preserve">the time complexity is O(n) </w:t>
+      </w:r>
+      <w:r>
+        <w:rPr>
+          <w:b w:val="0"/>
+          <w:bCs w:val="0"/>
+        </w:rPr>
+        <w:t xml:space="preserve">worst case </w:t>
+      </w:r>
+      <w:r>
+        <w:rPr>
+          <w:b w:val="0"/>
+          <w:bCs w:val="0"/>
+        </w:rPr>
+        <w:t xml:space="preserve">because we need to iterate through all values in the table, even assuming we have a good hash function and </w:t>
+      </w:r>
+      <w:proofErr w:type="spellStart"/>
+      <w:r>
+        <w:rPr>
+          <w:b w:val="0"/>
+          <w:bCs w:val="0"/>
+        </w:rPr>
+        <w:t>SoHa</w:t>
+      </w:r>
+      <w:proofErr w:type="spellEnd"/>
+      <w:r>
+        <w:rPr>
+          <w:b w:val="0"/>
+          <w:bCs w:val="0"/>
+        </w:rPr>
+        <w:t>.</w:t>
+      </w:r>
     </w:p>
     <w:p>
       <w:pPr>
@@ -34459,10 +35137,739 @@
     </w:p>
     <w:p>
       <w:pPr>
+        <w:pStyle w:val="BodyText"/>
+        <w:numPr>
+          <w:ilvl w:val="0"/>
+          <w:numId w:val="7"/>
+        </w:numPr>
+        <w:spacing w:before="132"/>
+        <w:rPr>
+          <w:b w:val="0"/>
+          <w:bCs w:val="0"/>
+          <w:w w:val="95"/>
+        </w:rPr>
+      </w:pPr>
+      <w:r>
+        <w:rPr>
+          <w:b w:val="0"/>
+          <w:bCs w:val="0"/>
+          <w:w w:val="95"/>
+        </w:rPr>
+        <w:t xml:space="preserve">Init a value </w:t>
+      </w:r>
+      <w:r>
+        <w:rPr>
+          <w:b w:val="0"/>
+          <w:bCs w:val="0"/>
+          <w:w w:val="95"/>
+        </w:rPr>
+        <w:t>min = infinity</w:t>
+      </w:r>
+    </w:p>
+    <w:p>
+      <w:pPr>
+        <w:pStyle w:val="BodyText"/>
+        <w:numPr>
+          <w:ilvl w:val="0"/>
+          <w:numId w:val="7"/>
+        </w:numPr>
+        <w:spacing w:before="132"/>
+        <w:rPr>
+          <w:b w:val="0"/>
+          <w:bCs w:val="0"/>
+          <w:w w:val="95"/>
+        </w:rPr>
+      </w:pPr>
+      <w:r>
+        <w:rPr>
+          <w:b w:val="0"/>
+          <w:bCs w:val="0"/>
+          <w:w w:val="95"/>
+        </w:rPr>
+        <w:t xml:space="preserve">iterate through all elements in the hash </w:t>
+      </w:r>
+      <w:proofErr w:type="gramStart"/>
+      <w:r>
+        <w:rPr>
+          <w:b w:val="0"/>
+          <w:bCs w:val="0"/>
+          <w:w w:val="95"/>
+        </w:rPr>
+        <w:t>table</w:t>
+      </w:r>
+      <w:proofErr w:type="gramEnd"/>
+    </w:p>
+    <w:p>
+      <w:pPr>
+        <w:pStyle w:val="BodyText"/>
+        <w:numPr>
+          <w:ilvl w:val="0"/>
+          <w:numId w:val="7"/>
+        </w:numPr>
+        <w:spacing w:before="132"/>
+        <w:rPr>
+          <w:b w:val="0"/>
+          <w:bCs w:val="0"/>
+          <w:w w:val="95"/>
+        </w:rPr>
+      </w:pPr>
+      <w:r>
+        <w:rPr>
+          <w:b w:val="0"/>
+          <w:bCs w:val="0"/>
+          <w:w w:val="95"/>
+        </w:rPr>
+        <w:t xml:space="preserve">for each element, check if its lower </w:t>
+      </w:r>
+      <w:proofErr w:type="gramStart"/>
+      <w:r>
+        <w:rPr>
+          <w:b w:val="0"/>
+          <w:bCs w:val="0"/>
+          <w:w w:val="95"/>
+        </w:rPr>
+        <w:t>then</w:t>
+      </w:r>
+      <w:proofErr w:type="gramEnd"/>
+      <w:r>
+        <w:rPr>
+          <w:b w:val="0"/>
+          <w:bCs w:val="0"/>
+          <w:w w:val="95"/>
+        </w:rPr>
+        <w:t xml:space="preserve"> min</w:t>
+      </w:r>
+      <w:r>
+        <w:rPr>
+          <w:b w:val="0"/>
+          <w:bCs w:val="0"/>
+          <w:w w:val="95"/>
+        </w:rPr>
+        <w:t xml:space="preserve">, if that’s true </w:t>
+      </w:r>
+      <w:r>
+        <w:rPr>
+          <w:b w:val="0"/>
+          <w:bCs w:val="0"/>
+          <w:w w:val="95"/>
+        </w:rPr>
+        <w:t>update min</w:t>
+      </w:r>
+      <w:r>
+        <w:rPr>
+          <w:b w:val="0"/>
+          <w:bCs w:val="0"/>
+          <w:w w:val="95"/>
+        </w:rPr>
+        <w:t>.</w:t>
+      </w:r>
+    </w:p>
+    <w:p>
+      <w:pPr>
+        <w:pStyle w:val="BodyText"/>
+        <w:numPr>
+          <w:ilvl w:val="0"/>
+          <w:numId w:val="7"/>
+        </w:numPr>
+        <w:spacing w:before="132"/>
+        <w:rPr>
+          <w:b w:val="0"/>
+          <w:bCs w:val="0"/>
+          <w:w w:val="95"/>
+        </w:rPr>
+      </w:pPr>
+      <w:r>
+        <w:rPr>
+          <w:b w:val="0"/>
+          <w:bCs w:val="0"/>
+          <w:w w:val="95"/>
+        </w:rPr>
+        <w:t xml:space="preserve">Return </w:t>
+      </w:r>
+      <w:proofErr w:type="gramStart"/>
+      <w:r>
+        <w:rPr>
+          <w:b w:val="0"/>
+          <w:bCs w:val="0"/>
+          <w:w w:val="95"/>
+        </w:rPr>
+        <w:t>min</w:t>
+      </w:r>
+      <w:proofErr w:type="gramEnd"/>
+    </w:p>
+    <w:p>
+      <w:pPr>
         <w:spacing w:before="4"/>
         <w:rPr>
+          <w:bCs/>
+          <w:sz w:val="20"/>
+          <w:szCs w:val="20"/>
+        </w:rPr>
+      </w:pPr>
+    </w:p>
+    <w:p>
+      <w:pPr>
+        <w:pStyle w:val="BodyText"/>
+        <w:spacing w:before="132"/>
+        <w:ind w:left="113"/>
+      </w:pPr>
+    </w:p>
+    <w:p>
+      <w:pPr>
+        <w:pStyle w:val="BodyText"/>
+        <w:spacing w:before="132"/>
+        <w:ind w:left="113"/>
+      </w:pPr>
+    </w:p>
+    <w:p>
+      <w:pPr>
+        <w:pStyle w:val="BodyText"/>
+        <w:spacing w:before="132"/>
+        <w:ind w:left="113"/>
+      </w:pPr>
+    </w:p>
+    <w:p>
+      <w:pPr>
+        <w:pStyle w:val="BodyText"/>
+        <w:spacing w:before="132"/>
+        <w:ind w:left="113"/>
+      </w:pPr>
+    </w:p>
+    <w:p>
+      <w:pPr>
+        <w:pStyle w:val="BodyText"/>
+        <w:spacing w:before="132"/>
+        <w:ind w:left="113"/>
+      </w:pPr>
+    </w:p>
+    <w:p>
+      <w:pPr>
+        <w:pStyle w:val="BodyText"/>
+        <w:spacing w:before="132"/>
+        <w:ind w:left="113"/>
+      </w:pPr>
+    </w:p>
+    <w:p>
+      <w:pPr>
+        <w:pStyle w:val="BodyText"/>
+        <w:spacing w:before="132"/>
+        <w:ind w:left="113"/>
+      </w:pPr>
+    </w:p>
+    <w:p>
+      <w:pPr>
+        <w:pStyle w:val="BodyText"/>
+        <w:spacing w:before="132"/>
+        <w:ind w:left="113"/>
+      </w:pPr>
+    </w:p>
+    <w:p>
+      <w:pPr>
+        <w:pStyle w:val="BodyText"/>
+        <w:spacing w:before="132"/>
+        <w:ind w:left="113"/>
+      </w:pPr>
+    </w:p>
+    <w:p>
+      <w:pPr>
+        <w:pStyle w:val="BodyText"/>
+        <w:spacing w:before="132"/>
+        <w:ind w:left="113"/>
+      </w:pPr>
+      <w:r>
+        <w:lastRenderedPageBreak/>
+        <w:t>Pseudo code:</w:t>
+      </w:r>
+    </w:p>
+    <w:p>
+      <w:pPr>
+        <w:pStyle w:val="BodyText"/>
+        <w:spacing w:before="132"/>
+        <w:ind w:left="113"/>
+        <w:rPr>
+          <w:b w:val="0"/>
+          <w:bCs w:val="0"/>
+        </w:rPr>
+      </w:pPr>
+      <w:r>
+        <w:rPr>
+          <w:b w:val="0"/>
+          <w:bCs w:val="0"/>
+        </w:rPr>
+        <w:t>Min</w:t>
+      </w:r>
+      <w:r>
+        <w:rPr>
+          <w:b w:val="0"/>
+          <w:bCs w:val="0"/>
+        </w:rPr>
+        <w:t>(</w:t>
+      </w:r>
+      <w:proofErr w:type="spellStart"/>
+      <w:r>
+        <w:rPr>
+          <w:b w:val="0"/>
+          <w:bCs w:val="0"/>
+        </w:rPr>
+        <w:t>val</w:t>
+      </w:r>
+      <w:proofErr w:type="spellEnd"/>
+      <w:r>
+        <w:rPr>
+          <w:b w:val="0"/>
+          <w:bCs w:val="0"/>
+        </w:rPr>
+        <w:t>):</w:t>
+      </w:r>
+    </w:p>
+    <w:p>
+      <w:pPr>
+        <w:pStyle w:val="BodyText"/>
+        <w:spacing w:before="132"/>
+        <w:ind w:left="113"/>
+        <w:rPr>
+          <w:b w:val="0"/>
+          <w:bCs w:val="0"/>
+        </w:rPr>
+      </w:pPr>
+      <w:r>
+        <w:rPr>
+          <w:b w:val="0"/>
+          <w:bCs w:val="0"/>
+        </w:rPr>
+        <w:t xml:space="preserve"> Min</w:t>
+      </w:r>
+      <w:r>
+        <w:rPr>
+          <w:b w:val="0"/>
+          <w:bCs w:val="0"/>
+        </w:rPr>
+        <w:t xml:space="preserve"> = infinity</w:t>
+      </w:r>
+    </w:p>
+    <w:p>
+      <w:pPr>
+        <w:pStyle w:val="BodyText"/>
+        <w:spacing w:before="132"/>
+        <w:ind w:left="113"/>
+        <w:rPr>
+          <w:b w:val="0"/>
+          <w:bCs w:val="0"/>
+        </w:rPr>
+      </w:pPr>
+      <w:r>
+        <w:rPr>
+          <w:b w:val="0"/>
+          <w:bCs w:val="0"/>
+        </w:rPr>
+        <w:t xml:space="preserve">    for each list in </w:t>
+      </w:r>
+      <w:proofErr w:type="spellStart"/>
+      <w:r>
+        <w:rPr>
+          <w:b w:val="0"/>
+          <w:bCs w:val="0"/>
+        </w:rPr>
+        <w:t>hashTable</w:t>
+      </w:r>
+      <w:proofErr w:type="spellEnd"/>
+      <w:r>
+        <w:rPr>
+          <w:b w:val="0"/>
+          <w:bCs w:val="0"/>
+        </w:rPr>
+        <w:t>:</w:t>
+      </w:r>
+    </w:p>
+    <w:p>
+      <w:pPr>
+        <w:pStyle w:val="BodyText"/>
+        <w:spacing w:before="132"/>
+        <w:ind w:left="113"/>
+        <w:rPr>
+          <w:b w:val="0"/>
+          <w:bCs w:val="0"/>
+        </w:rPr>
+      </w:pPr>
+      <w:r>
+        <w:rPr>
+          <w:b w:val="0"/>
+          <w:bCs w:val="0"/>
+        </w:rPr>
+        <w:t xml:space="preserve">        current = </w:t>
+      </w:r>
+      <w:proofErr w:type="spellStart"/>
+      <w:proofErr w:type="gramStart"/>
+      <w:r>
+        <w:rPr>
+          <w:b w:val="0"/>
+          <w:bCs w:val="0"/>
+        </w:rPr>
+        <w:t>list.head</w:t>
+      </w:r>
+      <w:proofErr w:type="spellEnd"/>
+      <w:proofErr w:type="gramEnd"/>
+    </w:p>
+    <w:p>
+      <w:pPr>
+        <w:pStyle w:val="BodyText"/>
+        <w:spacing w:before="132"/>
+        <w:ind w:left="113"/>
+        <w:rPr>
+          <w:b w:val="0"/>
+          <w:bCs w:val="0"/>
+        </w:rPr>
+      </w:pPr>
+      <w:r>
+        <w:rPr>
+          <w:b w:val="0"/>
+          <w:bCs w:val="0"/>
+        </w:rPr>
+        <w:t xml:space="preserve">        while </w:t>
+      </w:r>
+      <w:proofErr w:type="gramStart"/>
+      <w:r>
+        <w:rPr>
+          <w:b w:val="0"/>
+          <w:bCs w:val="0"/>
+        </w:rPr>
+        <w:t xml:space="preserve">current </w:t>
+      </w:r>
+      <w:r>
+        <w:rPr>
+          <w:b w:val="0"/>
+          <w:bCs w:val="0"/>
+        </w:rPr>
+        <w:t>!</w:t>
+      </w:r>
+      <w:proofErr w:type="gramEnd"/>
+      <w:r>
+        <w:rPr>
+          <w:b w:val="0"/>
+          <w:bCs w:val="0"/>
+        </w:rPr>
+        <w:t>=</w:t>
+      </w:r>
+      <w:r>
+        <w:rPr>
+          <w:b w:val="0"/>
+          <w:bCs w:val="0"/>
+        </w:rPr>
+        <w:t xml:space="preserve"> null:</w:t>
+      </w:r>
+    </w:p>
+    <w:p>
+      <w:pPr>
+        <w:pStyle w:val="BodyText"/>
+        <w:spacing w:before="132"/>
+        <w:ind w:left="113"/>
+        <w:rPr>
+          <w:b w:val="0"/>
+          <w:bCs w:val="0"/>
+        </w:rPr>
+      </w:pPr>
+      <w:r>
+        <w:rPr>
+          <w:b w:val="0"/>
+          <w:bCs w:val="0"/>
+        </w:rPr>
+        <w:t xml:space="preserve">            if </w:t>
+      </w:r>
+      <w:proofErr w:type="spellStart"/>
+      <w:r>
+        <w:rPr>
+          <w:b w:val="0"/>
+          <w:bCs w:val="0"/>
+        </w:rPr>
+        <w:t>current.value</w:t>
+      </w:r>
+      <w:proofErr w:type="spellEnd"/>
+      <w:r>
+        <w:rPr>
+          <w:b w:val="0"/>
+          <w:bCs w:val="0"/>
+        </w:rPr>
+        <w:t xml:space="preserve"> &lt; </w:t>
+      </w:r>
+      <w:r>
+        <w:rPr>
+          <w:b w:val="0"/>
+          <w:bCs w:val="0"/>
+        </w:rPr>
+        <w:t>min</w:t>
+      </w:r>
+      <w:r>
+        <w:rPr>
+          <w:b w:val="0"/>
+          <w:bCs w:val="0"/>
+        </w:rPr>
+        <w:t>:</w:t>
+      </w:r>
+    </w:p>
+    <w:p>
+      <w:pPr>
+        <w:pStyle w:val="BodyText"/>
+        <w:spacing w:before="132"/>
+        <w:ind w:left="113"/>
+        <w:rPr>
+          <w:b w:val="0"/>
+          <w:bCs w:val="0"/>
+        </w:rPr>
+      </w:pPr>
+      <w:r>
+        <w:rPr>
+          <w:b w:val="0"/>
+          <w:bCs w:val="0"/>
+        </w:rPr>
+        <w:t xml:space="preserve"> </w:t>
+      </w:r>
+      <w:r>
+        <w:rPr>
+          <w:b w:val="0"/>
+          <w:bCs w:val="0"/>
+        </w:rPr>
+        <w:tab/>
+      </w:r>
+      <w:r>
+        <w:rPr>
+          <w:b w:val="0"/>
+          <w:bCs w:val="0"/>
+        </w:rPr>
+        <w:tab/>
+        <w:t>min</w:t>
+      </w:r>
+      <w:r>
+        <w:rPr>
+          <w:b w:val="0"/>
+          <w:bCs w:val="0"/>
+        </w:rPr>
+        <w:t xml:space="preserve"> = </w:t>
+      </w:r>
+      <w:proofErr w:type="spellStart"/>
+      <w:r>
+        <w:rPr>
+          <w:b w:val="0"/>
+          <w:bCs w:val="0"/>
+        </w:rPr>
+        <w:t>current.value</w:t>
+      </w:r>
+      <w:proofErr w:type="spellEnd"/>
+    </w:p>
+    <w:p>
+      <w:pPr>
+        <w:pStyle w:val="BodyText"/>
+        <w:spacing w:before="132"/>
+        <w:ind w:left="113"/>
+        <w:rPr>
+          <w:b w:val="0"/>
+          <w:bCs w:val="0"/>
+        </w:rPr>
+      </w:pPr>
+      <w:r>
+        <w:rPr>
+          <w:b w:val="0"/>
+          <w:bCs w:val="0"/>
+        </w:rPr>
+        <w:t xml:space="preserve">            current = </w:t>
+      </w:r>
+      <w:proofErr w:type="spellStart"/>
+      <w:proofErr w:type="gramStart"/>
+      <w:r>
+        <w:rPr>
+          <w:b w:val="0"/>
+          <w:bCs w:val="0"/>
+        </w:rPr>
+        <w:t>current.next</w:t>
+      </w:r>
+      <w:proofErr w:type="spellEnd"/>
+      <w:proofErr w:type="gramEnd"/>
+    </w:p>
+    <w:p>
+      <w:pPr>
+        <w:pStyle w:val="BodyText"/>
+        <w:spacing w:before="132"/>
+        <w:ind w:left="113"/>
+        <w:rPr>
+          <w:b w:val="0"/>
+          <w:bCs w:val="0"/>
+        </w:rPr>
+      </w:pPr>
+      <w:r>
+        <w:rPr>
+          <w:b w:val="0"/>
+          <w:bCs w:val="0"/>
+        </w:rPr>
+        <w:t xml:space="preserve">    </w:t>
+      </w:r>
+      <w:r>
+        <w:rPr>
+          <w:b w:val="0"/>
+          <w:bCs w:val="0"/>
+        </w:rPr>
+        <w:t>if min</w:t>
+      </w:r>
+      <w:r>
+        <w:rPr>
+          <w:b w:val="0"/>
+          <w:bCs w:val="0"/>
+        </w:rPr>
+        <w:t xml:space="preserve"> </w:t>
+      </w:r>
+      <w:r>
+        <w:rPr>
+          <w:b w:val="0"/>
+          <w:bCs w:val="0"/>
+        </w:rPr>
+        <w:t>=</w:t>
+      </w:r>
+      <w:r>
+        <w:rPr>
+          <w:b w:val="0"/>
+          <w:bCs w:val="0"/>
+        </w:rPr>
+        <w:t xml:space="preserve"> infinity:</w:t>
+      </w:r>
+    </w:p>
+    <w:p>
+      <w:pPr>
+        <w:pStyle w:val="BodyText"/>
+        <w:spacing w:before="132"/>
+        <w:ind w:left="113"/>
+        <w:rPr>
+          <w:b w:val="0"/>
+          <w:bCs w:val="0"/>
+        </w:rPr>
+      </w:pPr>
+      <w:r>
+        <w:rPr>
+          <w:b w:val="0"/>
+          <w:bCs w:val="0"/>
+        </w:rPr>
+        <w:t xml:space="preserve">        return </w:t>
+      </w:r>
+      <w:proofErr w:type="gramStart"/>
+      <w:r>
+        <w:rPr>
+          <w:b w:val="0"/>
+          <w:bCs w:val="0"/>
+        </w:rPr>
+        <w:t>null</w:t>
+      </w:r>
+      <w:proofErr w:type="gramEnd"/>
+    </w:p>
+    <w:p>
+      <w:pPr>
+        <w:pStyle w:val="BodyText"/>
+        <w:spacing w:before="132"/>
+        <w:ind w:left="113"/>
+        <w:rPr>
+          <w:b w:val="0"/>
+          <w:bCs w:val="0"/>
+        </w:rPr>
+      </w:pPr>
+      <w:r>
+        <w:rPr>
+          <w:b w:val="0"/>
+          <w:bCs w:val="0"/>
+        </w:rPr>
+        <w:t xml:space="preserve">    else:</w:t>
+      </w:r>
+    </w:p>
+    <w:p>
+      <w:pPr>
+        <w:pStyle w:val="BodyText"/>
+        <w:spacing w:before="132"/>
+        <w:ind w:left="113"/>
+        <w:rPr>
+          <w:b w:val="0"/>
+          <w:bCs w:val="0"/>
+        </w:rPr>
+      </w:pPr>
+      <w:r>
+        <w:rPr>
+          <w:b w:val="0"/>
+          <w:bCs w:val="0"/>
+        </w:rPr>
+        <w:t xml:space="preserve">        return</w:t>
+      </w:r>
+      <w:r>
+        <w:rPr>
+          <w:b w:val="0"/>
+          <w:bCs w:val="0"/>
+        </w:rPr>
+        <w:t xml:space="preserve"> </w:t>
+      </w:r>
+      <w:proofErr w:type="gramStart"/>
+      <w:r>
+        <w:rPr>
+          <w:b w:val="0"/>
+          <w:bCs w:val="0"/>
+        </w:rPr>
+        <w:t>min</w:t>
+      </w:r>
+      <w:proofErr w:type="gramEnd"/>
+    </w:p>
+    <w:p>
+      <w:pPr>
+        <w:spacing w:before="4"/>
+        <w:rPr>
+          <w:bCs/>
+          <w:sz w:val="20"/>
+          <w:szCs w:val="20"/>
+        </w:rPr>
+      </w:pPr>
+    </w:p>
+    <w:p>
+      <w:pPr>
+        <w:pStyle w:val="BodyText"/>
+        <w:spacing w:before="132"/>
+        <w:ind w:left="113"/>
+        <w:rPr>
+          <w:b w:val="0"/>
+          <w:bCs w:val="0"/>
+        </w:rPr>
+      </w:pPr>
+      <w:r>
+        <w:rPr>
+          <w:b w:val="0"/>
+          <w:bCs w:val="0"/>
+        </w:rPr>
+        <w:t xml:space="preserve">the time complexity is O(n) worst case because we need to iterate through all values in the table, even assuming we have a good hash function and </w:t>
+      </w:r>
+      <w:proofErr w:type="spellStart"/>
+      <w:r>
+        <w:rPr>
+          <w:b w:val="0"/>
+          <w:bCs w:val="0"/>
+        </w:rPr>
+        <w:t>SoHa</w:t>
+      </w:r>
+      <w:proofErr w:type="spellEnd"/>
+      <w:r>
+        <w:rPr>
+          <w:b w:val="0"/>
+          <w:bCs w:val="0"/>
+        </w:rPr>
+        <w:t>.</w:t>
+      </w:r>
+    </w:p>
+    <w:p>
+      <w:pPr>
+        <w:spacing w:before="4"/>
+        <w:rPr>
           <w:b/>
-          <w:sz w:val="27"/>
+          <w:sz w:val="20"/>
+          <w:szCs w:val="20"/>
+        </w:rPr>
+      </w:pPr>
+    </w:p>
+    <w:p>
+      <w:pPr>
+        <w:spacing w:before="4"/>
+        <w:rPr>
+          <w:b/>
+          <w:sz w:val="20"/>
+          <w:szCs w:val="20"/>
         </w:rPr>
       </w:pPr>
     </w:p>
@@ -34470,6 +35877,10 @@
       <w:pPr>
         <w:pStyle w:val="BodyText"/>
         <w:ind w:left="113"/>
+        <w:rPr>
+          <w:color w:val="332187"/>
+          <w:w w:val="95"/>
+        </w:rPr>
       </w:pPr>
       <w:bookmarkStart w:id="52" w:name="_bookmark41"/>
       <w:bookmarkEnd w:id="52"/>
@@ -34494,6 +35905,533 @@
           <w:w w:val="95"/>
         </w:rPr>
         <w:t>3.15:</w:t>
+      </w:r>
+    </w:p>
+    <w:p>
+      <w:pPr>
+        <w:pStyle w:val="BodyText"/>
+        <w:numPr>
+          <w:ilvl w:val="0"/>
+          <w:numId w:val="9"/>
+        </w:numPr>
+        <w:rPr>
+          <w:b w:val="0"/>
+          <w:bCs w:val="0"/>
+        </w:rPr>
+      </w:pPr>
+      <w:r>
+        <w:rPr>
+          <w:b w:val="0"/>
+          <w:bCs w:val="0"/>
+          <w:w w:val="95"/>
+        </w:rPr>
+        <w:t>Init counter=0</w:t>
+      </w:r>
+    </w:p>
+    <w:p>
+      <w:pPr>
+        <w:pStyle w:val="BodyText"/>
+        <w:numPr>
+          <w:ilvl w:val="0"/>
+          <w:numId w:val="9"/>
+        </w:numPr>
+        <w:spacing w:before="132"/>
+        <w:rPr>
+          <w:b w:val="0"/>
+          <w:bCs w:val="0"/>
+          <w:w w:val="95"/>
+        </w:rPr>
+      </w:pPr>
+      <w:r>
+        <w:rPr>
+          <w:b w:val="0"/>
+          <w:bCs w:val="0"/>
+          <w:w w:val="95"/>
+        </w:rPr>
+        <w:t xml:space="preserve">iterate through all elements in the hash </w:t>
+      </w:r>
+      <w:proofErr w:type="gramStart"/>
+      <w:r>
+        <w:rPr>
+          <w:b w:val="0"/>
+          <w:bCs w:val="0"/>
+          <w:w w:val="95"/>
+        </w:rPr>
+        <w:t>table</w:t>
+      </w:r>
+      <w:proofErr w:type="gramEnd"/>
+    </w:p>
+    <w:p>
+      <w:pPr>
+        <w:pStyle w:val="BodyText"/>
+        <w:numPr>
+          <w:ilvl w:val="0"/>
+          <w:numId w:val="9"/>
+        </w:numPr>
+        <w:rPr>
+          <w:b w:val="0"/>
+          <w:bCs w:val="0"/>
+        </w:rPr>
+      </w:pPr>
+      <w:r>
+        <w:rPr>
+          <w:b w:val="0"/>
+          <w:bCs w:val="0"/>
+        </w:rPr>
+        <w:t xml:space="preserve">for each </w:t>
+      </w:r>
+      <w:proofErr w:type="gramStart"/>
+      <w:r>
+        <w:rPr>
+          <w:b w:val="0"/>
+          <w:bCs w:val="0"/>
+        </w:rPr>
+        <w:t>element ,check</w:t>
+      </w:r>
+      <w:proofErr w:type="gramEnd"/>
+      <w:r>
+        <w:rPr>
+          <w:b w:val="0"/>
+          <w:bCs w:val="0"/>
+        </w:rPr>
+        <w:t xml:space="preserve"> if it’s value is lower then </w:t>
+      </w:r>
+      <w:proofErr w:type="spellStart"/>
+      <w:r>
+        <w:rPr>
+          <w:b w:val="0"/>
+          <w:bCs w:val="0"/>
+        </w:rPr>
+        <w:t>val</w:t>
+      </w:r>
+      <w:proofErr w:type="spellEnd"/>
+      <w:r>
+        <w:rPr>
+          <w:b w:val="0"/>
+          <w:bCs w:val="0"/>
+        </w:rPr>
+        <w:t xml:space="preserve"> , if so – add 1 to counter</w:t>
+      </w:r>
+    </w:p>
+    <w:p>
+      <w:pPr>
+        <w:pStyle w:val="BodyText"/>
+        <w:numPr>
+          <w:ilvl w:val="0"/>
+          <w:numId w:val="9"/>
+        </w:numPr>
+        <w:rPr>
+          <w:b w:val="0"/>
+          <w:bCs w:val="0"/>
+        </w:rPr>
+      </w:pPr>
+      <w:r>
+        <w:rPr>
+          <w:b w:val="0"/>
+          <w:bCs w:val="0"/>
+        </w:rPr>
+        <w:t xml:space="preserve">return </w:t>
+      </w:r>
+      <w:proofErr w:type="gramStart"/>
+      <w:r>
+        <w:rPr>
+          <w:b w:val="0"/>
+          <w:bCs w:val="0"/>
+        </w:rPr>
+        <w:t>rank</w:t>
+      </w:r>
+      <w:proofErr w:type="gramEnd"/>
+    </w:p>
+    <w:p>
+      <w:pPr>
+        <w:pStyle w:val="BodyText"/>
+        <w:spacing w:before="132"/>
+        <w:ind w:left="720"/>
+      </w:pPr>
+      <w:r>
+        <w:t>Pseudo code:</w:t>
+      </w:r>
+    </w:p>
+    <w:p>
+      <w:pPr>
+        <w:pStyle w:val="BodyText"/>
+        <w:spacing w:before="132"/>
+        <w:ind w:left="720"/>
+        <w:rPr>
+          <w:b w:val="0"/>
+          <w:bCs w:val="0"/>
+        </w:rPr>
+      </w:pPr>
+      <w:r>
+        <w:rPr>
+          <w:b w:val="0"/>
+          <w:bCs w:val="0"/>
+        </w:rPr>
+        <w:t>rank</w:t>
+      </w:r>
+      <w:r>
+        <w:rPr>
+          <w:b w:val="0"/>
+          <w:bCs w:val="0"/>
+        </w:rPr>
+        <w:t>(</w:t>
+      </w:r>
+      <w:proofErr w:type="spellStart"/>
+      <w:r>
+        <w:rPr>
+          <w:b w:val="0"/>
+          <w:bCs w:val="0"/>
+        </w:rPr>
+        <w:t>val</w:t>
+      </w:r>
+      <w:proofErr w:type="spellEnd"/>
+      <w:r>
+        <w:rPr>
+          <w:b w:val="0"/>
+          <w:bCs w:val="0"/>
+        </w:rPr>
+        <w:t>):</w:t>
+      </w:r>
+    </w:p>
+    <w:p>
+      <w:pPr>
+        <w:pStyle w:val="BodyText"/>
+        <w:spacing w:before="132"/>
+        <w:ind w:left="720"/>
+        <w:rPr>
+          <w:b w:val="0"/>
+          <w:bCs w:val="0"/>
+        </w:rPr>
+      </w:pPr>
+      <w:r>
+        <w:rPr>
+          <w:b w:val="0"/>
+          <w:bCs w:val="0"/>
+        </w:rPr>
+        <w:t xml:space="preserve"> </w:t>
+      </w:r>
+      <w:r>
+        <w:rPr>
+          <w:b w:val="0"/>
+          <w:bCs w:val="0"/>
+        </w:rPr>
+        <w:t>counter = 0</w:t>
+      </w:r>
+    </w:p>
+    <w:p>
+      <w:pPr>
+        <w:pStyle w:val="BodyText"/>
+        <w:spacing w:before="132"/>
+        <w:ind w:left="720"/>
+        <w:rPr>
+          <w:b w:val="0"/>
+          <w:bCs w:val="0"/>
+        </w:rPr>
+      </w:pPr>
+      <w:r>
+        <w:rPr>
+          <w:b w:val="0"/>
+          <w:bCs w:val="0"/>
+        </w:rPr>
+        <w:t xml:space="preserve">    for each list in </w:t>
+      </w:r>
+      <w:proofErr w:type="spellStart"/>
+      <w:r>
+        <w:rPr>
+          <w:b w:val="0"/>
+          <w:bCs w:val="0"/>
+        </w:rPr>
+        <w:t>hashTable</w:t>
+      </w:r>
+      <w:proofErr w:type="spellEnd"/>
+      <w:r>
+        <w:rPr>
+          <w:b w:val="0"/>
+          <w:bCs w:val="0"/>
+        </w:rPr>
+        <w:t>:</w:t>
+      </w:r>
+    </w:p>
+    <w:p>
+      <w:pPr>
+        <w:pStyle w:val="BodyText"/>
+        <w:spacing w:before="132"/>
+        <w:ind w:left="720"/>
+        <w:rPr>
+          <w:b w:val="0"/>
+          <w:bCs w:val="0"/>
+        </w:rPr>
+      </w:pPr>
+      <w:r>
+        <w:rPr>
+          <w:b w:val="0"/>
+          <w:bCs w:val="0"/>
+        </w:rPr>
+        <w:t xml:space="preserve">        current = </w:t>
+      </w:r>
+      <w:proofErr w:type="spellStart"/>
+      <w:proofErr w:type="gramStart"/>
+      <w:r>
+        <w:rPr>
+          <w:b w:val="0"/>
+          <w:bCs w:val="0"/>
+        </w:rPr>
+        <w:t>list.head</w:t>
+      </w:r>
+      <w:proofErr w:type="spellEnd"/>
+      <w:proofErr w:type="gramEnd"/>
+    </w:p>
+    <w:p>
+      <w:pPr>
+        <w:pStyle w:val="BodyText"/>
+        <w:spacing w:before="132"/>
+        <w:ind w:left="720"/>
+        <w:rPr>
+          <w:b w:val="0"/>
+          <w:bCs w:val="0"/>
+        </w:rPr>
+      </w:pPr>
+      <w:r>
+        <w:rPr>
+          <w:b w:val="0"/>
+          <w:bCs w:val="0"/>
+        </w:rPr>
+        <w:t xml:space="preserve">        while </w:t>
+      </w:r>
+      <w:proofErr w:type="gramStart"/>
+      <w:r>
+        <w:rPr>
+          <w:b w:val="0"/>
+          <w:bCs w:val="0"/>
+        </w:rPr>
+        <w:t xml:space="preserve">current </w:t>
+      </w:r>
+      <w:r>
+        <w:rPr>
+          <w:b w:val="0"/>
+          <w:bCs w:val="0"/>
+        </w:rPr>
+        <w:t>!</w:t>
+      </w:r>
+      <w:proofErr w:type="gramEnd"/>
+      <w:r>
+        <w:rPr>
+          <w:b w:val="0"/>
+          <w:bCs w:val="0"/>
+        </w:rPr>
+        <w:t>=</w:t>
+      </w:r>
+      <w:r>
+        <w:rPr>
+          <w:b w:val="0"/>
+          <w:bCs w:val="0"/>
+        </w:rPr>
+        <w:t>null:</w:t>
+      </w:r>
+    </w:p>
+    <w:p>
+      <w:pPr>
+        <w:pStyle w:val="BodyText"/>
+        <w:spacing w:before="132"/>
+        <w:ind w:left="720"/>
+        <w:rPr>
+          <w:b w:val="0"/>
+          <w:bCs w:val="0"/>
+        </w:rPr>
+      </w:pPr>
+      <w:r>
+        <w:rPr>
+          <w:b w:val="0"/>
+          <w:bCs w:val="0"/>
+        </w:rPr>
+        <w:t xml:space="preserve">            if </w:t>
+      </w:r>
+      <w:proofErr w:type="spellStart"/>
+      <w:r>
+        <w:rPr>
+          <w:b w:val="0"/>
+          <w:bCs w:val="0"/>
+        </w:rPr>
+        <w:t>current.value</w:t>
+      </w:r>
+      <w:proofErr w:type="spellEnd"/>
+      <w:r>
+        <w:rPr>
+          <w:b w:val="0"/>
+          <w:bCs w:val="0"/>
+        </w:rPr>
+        <w:t xml:space="preserve"> &lt;</w:t>
+      </w:r>
+      <w:r>
+        <w:rPr>
+          <w:b w:val="0"/>
+          <w:bCs w:val="0"/>
+        </w:rPr>
+        <w:t>=</w:t>
+      </w:r>
+      <w:r>
+        <w:rPr>
+          <w:b w:val="0"/>
+          <w:bCs w:val="0"/>
+        </w:rPr>
+        <w:t xml:space="preserve"> </w:t>
+      </w:r>
+      <w:proofErr w:type="spellStart"/>
+      <w:r>
+        <w:rPr>
+          <w:b w:val="0"/>
+          <w:bCs w:val="0"/>
+        </w:rPr>
+        <w:t>val</w:t>
+      </w:r>
+      <w:proofErr w:type="spellEnd"/>
+      <w:r>
+        <w:rPr>
+          <w:b w:val="0"/>
+          <w:bCs w:val="0"/>
+        </w:rPr>
+        <w:t>:</w:t>
+      </w:r>
+    </w:p>
+    <w:p>
+      <w:pPr>
+        <w:spacing w:before="3"/>
+        <w:rPr>
+          <w:bCs/>
+          <w:sz w:val="20"/>
+          <w:szCs w:val="20"/>
+        </w:rPr>
+      </w:pPr>
+      <w:r>
+        <w:rPr>
+          <w:b/>
+          <w:sz w:val="27"/>
+        </w:rPr>
+        <w:tab/>
+      </w:r>
+      <w:r>
+        <w:rPr>
+          <w:b/>
+          <w:sz w:val="27"/>
+        </w:rPr>
+        <w:tab/>
+      </w:r>
+      <w:r>
+        <w:rPr>
+          <w:bCs/>
+          <w:sz w:val="20"/>
+          <w:szCs w:val="20"/>
+        </w:rPr>
+        <w:t>counter++</w:t>
+      </w:r>
+    </w:p>
+    <w:p>
+      <w:pPr>
+        <w:spacing w:before="3"/>
+        <w:rPr>
+          <w:bCs/>
+          <w:sz w:val="20"/>
+          <w:szCs w:val="20"/>
+        </w:rPr>
+      </w:pPr>
+      <w:r>
+        <w:rPr>
+          <w:bCs/>
+          <w:sz w:val="20"/>
+          <w:szCs w:val="20"/>
+        </w:rPr>
+        <w:tab/>
+        <w:t xml:space="preserve">return </w:t>
+      </w:r>
+      <w:proofErr w:type="gramStart"/>
+      <w:r>
+        <w:rPr>
+          <w:bCs/>
+          <w:sz w:val="20"/>
+          <w:szCs w:val="20"/>
+        </w:rPr>
+        <w:t>counter</w:t>
+      </w:r>
+      <w:proofErr w:type="gramEnd"/>
+    </w:p>
+    <w:p>
+      <w:pPr>
+        <w:spacing w:before="3"/>
+        <w:rPr>
+          <w:bCs/>
+          <w:sz w:val="20"/>
+          <w:szCs w:val="20"/>
+        </w:rPr>
+      </w:pPr>
+    </w:p>
+    <w:p>
+      <w:pPr>
+        <w:spacing w:before="3"/>
+        <w:rPr>
+          <w:bCs/>
+          <w:sz w:val="20"/>
+          <w:szCs w:val="20"/>
+        </w:rPr>
+      </w:pPr>
+      <w:r>
+        <w:rPr>
+          <w:bCs/>
+          <w:sz w:val="20"/>
+          <w:szCs w:val="20"/>
+        </w:rPr>
+        <w:t xml:space="preserve">The time complexity is O(n), worst case. This is because the worst case is when </w:t>
+      </w:r>
+      <w:proofErr w:type="spellStart"/>
+      <w:proofErr w:type="gramStart"/>
+      <w:r>
+        <w:rPr>
+          <w:bCs/>
+          <w:sz w:val="20"/>
+          <w:szCs w:val="20"/>
+        </w:rPr>
+        <w:t>val</w:t>
+      </w:r>
+      <w:proofErr w:type="spellEnd"/>
+      <w:proofErr w:type="gramEnd"/>
+      <w:r>
+        <w:rPr>
+          <w:bCs/>
+          <w:sz w:val="20"/>
+          <w:szCs w:val="20"/>
+        </w:rPr>
+        <w:t xml:space="preserve"> is the smallest value in the hash table. In this case</w:t>
+      </w:r>
+      <w:r>
+        <w:rPr>
+          <w:bCs/>
+          <w:sz w:val="20"/>
+          <w:szCs w:val="20"/>
+        </w:rPr>
+        <w:t xml:space="preserve"> we</w:t>
+      </w:r>
+      <w:r>
+        <w:rPr>
+          <w:bCs/>
+          <w:sz w:val="20"/>
+          <w:szCs w:val="20"/>
+        </w:rPr>
+        <w:t xml:space="preserve"> will need to look at every </w:t>
+      </w:r>
+      <w:r>
+        <w:rPr>
+          <w:bCs/>
+          <w:sz w:val="20"/>
+          <w:szCs w:val="20"/>
+        </w:rPr>
+        <w:t>element</w:t>
+      </w:r>
+      <w:r>
+        <w:rPr>
+          <w:bCs/>
+          <w:sz w:val="20"/>
+          <w:szCs w:val="20"/>
+        </w:rPr>
+        <w:t xml:space="preserve"> in the hash table.</w:t>
       </w:r>
     </w:p>
     <w:p>
@@ -34534,14 +36472,765 @@
         <w:t>3.16:</w:t>
       </w:r>
     </w:p>
+    <w:p/>
+    <w:p/>
     <w:p>
       <w:pPr>
-        <w:sectPr>
-          <w:pgSz w:w="11910" w:h="16840"/>
-          <w:pgMar w:top="1580" w:right="960" w:bottom="1280" w:left="1020" w:header="0" w:footer="1090" w:gutter="0"/>
-          <w:cols w:space="720"/>
-        </w:sectPr>
+        <w:pStyle w:val="ListParagraph"/>
+        <w:numPr>
+          <w:ilvl w:val="0"/>
+          <w:numId w:val="10"/>
+        </w:numPr>
+        <w:rPr>
+          <w:sz w:val="20"/>
+          <w:szCs w:val="20"/>
+        </w:rPr>
       </w:pPr>
+      <w:r>
+        <w:rPr>
+          <w:sz w:val="20"/>
+          <w:szCs w:val="20"/>
+        </w:rPr>
+        <w:t xml:space="preserve">create a new array </w:t>
+      </w:r>
+      <w:proofErr w:type="gramStart"/>
+      <w:r>
+        <w:rPr>
+          <w:sz w:val="20"/>
+          <w:szCs w:val="20"/>
+        </w:rPr>
+        <w:t>‘ elements</w:t>
+      </w:r>
+      <w:proofErr w:type="gramEnd"/>
+      <w:r>
+        <w:rPr>
+          <w:sz w:val="20"/>
+          <w:szCs w:val="20"/>
+        </w:rPr>
+        <w:t>’</w:t>
+      </w:r>
+    </w:p>
+    <w:p>
+      <w:pPr>
+        <w:pStyle w:val="BodyText"/>
+        <w:numPr>
+          <w:ilvl w:val="0"/>
+          <w:numId w:val="10"/>
+        </w:numPr>
+        <w:spacing w:before="132"/>
+        <w:rPr>
+          <w:b w:val="0"/>
+          <w:bCs w:val="0"/>
+          <w:w w:val="95"/>
+        </w:rPr>
+      </w:pPr>
+      <w:bookmarkStart w:id="53" w:name="Designing_a_data_structure_according_to_"/>
+      <w:bookmarkStart w:id="54" w:name="_bookmark42"/>
+      <w:bookmarkEnd w:id="53"/>
+      <w:bookmarkEnd w:id="54"/>
+      <w:r>
+        <w:rPr>
+          <w:b w:val="0"/>
+          <w:bCs w:val="0"/>
+          <w:w w:val="95"/>
+        </w:rPr>
+        <w:t xml:space="preserve">iterate through </w:t>
+      </w:r>
+      <w:r>
+        <w:rPr>
+          <w:b w:val="0"/>
+          <w:bCs w:val="0"/>
+          <w:w w:val="95"/>
+        </w:rPr>
+        <w:t xml:space="preserve">the </w:t>
+      </w:r>
+      <w:r>
+        <w:rPr>
+          <w:b w:val="0"/>
+          <w:bCs w:val="0"/>
+          <w:w w:val="95"/>
+        </w:rPr>
+        <w:t>elements in the hash table</w:t>
+      </w:r>
+      <w:r>
+        <w:rPr>
+          <w:b w:val="0"/>
+          <w:bCs w:val="0"/>
+          <w:w w:val="95"/>
+        </w:rPr>
+        <w:t xml:space="preserve"> and add it to </w:t>
+      </w:r>
+      <w:proofErr w:type="gramStart"/>
+      <w:r>
+        <w:rPr>
+          <w:b w:val="0"/>
+          <w:bCs w:val="0"/>
+          <w:w w:val="95"/>
+        </w:rPr>
+        <w:t>elements</w:t>
+      </w:r>
+      <w:proofErr w:type="gramEnd"/>
+    </w:p>
+    <w:p>
+      <w:pPr>
+        <w:pStyle w:val="BodyText"/>
+        <w:numPr>
+          <w:ilvl w:val="0"/>
+          <w:numId w:val="10"/>
+        </w:numPr>
+        <w:spacing w:before="132"/>
+        <w:rPr>
+          <w:b w:val="0"/>
+          <w:bCs w:val="0"/>
+          <w:w w:val="95"/>
+        </w:rPr>
+      </w:pPr>
+      <w:r>
+        <w:rPr>
+          <w:b w:val="0"/>
+          <w:bCs w:val="0"/>
+          <w:w w:val="95"/>
+        </w:rPr>
+        <w:t xml:space="preserve">sort the </w:t>
+      </w:r>
+      <w:proofErr w:type="gramStart"/>
+      <w:r>
+        <w:rPr>
+          <w:b w:val="0"/>
+          <w:bCs w:val="0"/>
+          <w:w w:val="95"/>
+        </w:rPr>
+        <w:t>array</w:t>
+      </w:r>
+      <w:proofErr w:type="gramEnd"/>
+    </w:p>
+    <w:p>
+      <w:pPr>
+        <w:pStyle w:val="BodyText"/>
+        <w:numPr>
+          <w:ilvl w:val="0"/>
+          <w:numId w:val="10"/>
+        </w:numPr>
+        <w:spacing w:before="132"/>
+        <w:rPr>
+          <w:b w:val="0"/>
+          <w:bCs w:val="0"/>
+          <w:w w:val="95"/>
+        </w:rPr>
+      </w:pPr>
+      <w:r>
+        <w:rPr>
+          <w:b w:val="0"/>
+          <w:bCs w:val="0"/>
+          <w:w w:val="95"/>
+        </w:rPr>
+        <w:t xml:space="preserve">if the length of elements is less than </w:t>
+      </w:r>
+      <w:proofErr w:type="spellStart"/>
+      <w:r>
+        <w:rPr>
+          <w:b w:val="0"/>
+          <w:bCs w:val="0"/>
+          <w:w w:val="95"/>
+        </w:rPr>
+        <w:t>i</w:t>
+      </w:r>
+      <w:proofErr w:type="spellEnd"/>
+      <w:r>
+        <w:rPr>
+          <w:b w:val="0"/>
+          <w:bCs w:val="0"/>
+          <w:w w:val="95"/>
+        </w:rPr>
+        <w:t xml:space="preserve"> then there </w:t>
+      </w:r>
+      <w:proofErr w:type="gramStart"/>
+      <w:r>
+        <w:rPr>
+          <w:b w:val="0"/>
+          <w:bCs w:val="0"/>
+          <w:w w:val="95"/>
+        </w:rPr>
+        <w:t>is</w:t>
+      </w:r>
+      <w:proofErr w:type="gramEnd"/>
+      <w:r>
+        <w:rPr>
+          <w:b w:val="0"/>
+          <w:bCs w:val="0"/>
+          <w:w w:val="95"/>
+        </w:rPr>
+        <w:t xml:space="preserve"> not enough elements</w:t>
+      </w:r>
+    </w:p>
+    <w:p>
+      <w:pPr>
+        <w:pStyle w:val="BodyText"/>
+        <w:numPr>
+          <w:ilvl w:val="0"/>
+          <w:numId w:val="10"/>
+        </w:numPr>
+        <w:spacing w:before="132"/>
+        <w:rPr>
+          <w:b w:val="0"/>
+          <w:bCs w:val="0"/>
+          <w:w w:val="95"/>
+        </w:rPr>
+      </w:pPr>
+      <w:r>
+        <w:rPr>
+          <w:b w:val="0"/>
+          <w:bCs w:val="0"/>
+          <w:w w:val="95"/>
+        </w:rPr>
+        <w:t>else return elements[i-1]</w:t>
+      </w:r>
+    </w:p>
+    <w:p>
+      <w:pPr>
+        <w:pStyle w:val="BodyText"/>
+        <w:spacing w:before="132"/>
+        <w:ind w:left="360"/>
+      </w:pPr>
+    </w:p>
+    <w:p>
+      <w:pPr>
+        <w:pStyle w:val="BodyText"/>
+        <w:spacing w:before="132"/>
+        <w:ind w:left="720"/>
+      </w:pPr>
+      <w:r>
+        <w:lastRenderedPageBreak/>
+        <w:t>Pseudo code:</w:t>
+      </w:r>
+    </w:p>
+    <w:p>
+      <w:pPr>
+        <w:pStyle w:val="BodyText"/>
+        <w:spacing w:before="132"/>
+        <w:ind w:left="720"/>
+        <w:rPr>
+          <w:b w:val="0"/>
+          <w:bCs w:val="0"/>
+          <w:w w:val="95"/>
+        </w:rPr>
+      </w:pPr>
+      <w:r>
+        <w:rPr>
+          <w:b w:val="0"/>
+          <w:bCs w:val="0"/>
+          <w:w w:val="95"/>
+        </w:rPr>
+        <w:t>Select(</w:t>
+      </w:r>
+      <w:proofErr w:type="spellStart"/>
+      <w:r>
+        <w:rPr>
+          <w:b w:val="0"/>
+          <w:bCs w:val="0"/>
+          <w:w w:val="95"/>
+        </w:rPr>
+        <w:t>i</w:t>
+      </w:r>
+      <w:proofErr w:type="spellEnd"/>
+      <w:r>
+        <w:rPr>
+          <w:b w:val="0"/>
+          <w:bCs w:val="0"/>
+          <w:w w:val="95"/>
+        </w:rPr>
+        <w:t>):</w:t>
+      </w:r>
+    </w:p>
+    <w:p>
+      <w:pPr>
+        <w:pStyle w:val="BodyText"/>
+        <w:spacing w:before="132"/>
+        <w:ind w:left="720"/>
+        <w:rPr>
+          <w:b w:val="0"/>
+          <w:bCs w:val="0"/>
+          <w:w w:val="95"/>
+        </w:rPr>
+      </w:pPr>
+      <w:r>
+        <w:rPr>
+          <w:b w:val="0"/>
+          <w:bCs w:val="0"/>
+          <w:w w:val="95"/>
+        </w:rPr>
+        <w:t xml:space="preserve">    elements = []   </w:t>
+      </w:r>
+    </w:p>
+    <w:p>
+      <w:pPr>
+        <w:pStyle w:val="BodyText"/>
+        <w:spacing w:before="132"/>
+        <w:ind w:left="720"/>
+        <w:rPr>
+          <w:b w:val="0"/>
+          <w:bCs w:val="0"/>
+          <w:w w:val="95"/>
+        </w:rPr>
+      </w:pPr>
+      <w:r>
+        <w:rPr>
+          <w:b w:val="0"/>
+          <w:bCs w:val="0"/>
+          <w:w w:val="95"/>
+        </w:rPr>
+        <w:t xml:space="preserve">    for each list in </w:t>
+      </w:r>
+      <w:proofErr w:type="spellStart"/>
+      <w:r>
+        <w:rPr>
+          <w:b w:val="0"/>
+          <w:bCs w:val="0"/>
+          <w:w w:val="95"/>
+        </w:rPr>
+        <w:t>hashTable</w:t>
+      </w:r>
+      <w:proofErr w:type="spellEnd"/>
+      <w:r>
+        <w:rPr>
+          <w:b w:val="0"/>
+          <w:bCs w:val="0"/>
+          <w:w w:val="95"/>
+        </w:rPr>
+        <w:t>:</w:t>
+      </w:r>
+    </w:p>
+    <w:p>
+      <w:pPr>
+        <w:pStyle w:val="BodyText"/>
+        <w:spacing w:before="132"/>
+        <w:ind w:left="720"/>
+        <w:rPr>
+          <w:b w:val="0"/>
+          <w:bCs w:val="0"/>
+          <w:w w:val="95"/>
+        </w:rPr>
+      </w:pPr>
+      <w:r>
+        <w:rPr>
+          <w:b w:val="0"/>
+          <w:bCs w:val="0"/>
+          <w:w w:val="95"/>
+        </w:rPr>
+        <w:t xml:space="preserve">        current = </w:t>
+      </w:r>
+      <w:proofErr w:type="spellStart"/>
+      <w:proofErr w:type="gramStart"/>
+      <w:r>
+        <w:rPr>
+          <w:b w:val="0"/>
+          <w:bCs w:val="0"/>
+          <w:w w:val="95"/>
+        </w:rPr>
+        <w:t>list.head</w:t>
+      </w:r>
+      <w:proofErr w:type="spellEnd"/>
+      <w:proofErr w:type="gramEnd"/>
+    </w:p>
+    <w:p>
+      <w:pPr>
+        <w:pStyle w:val="BodyText"/>
+        <w:spacing w:before="132"/>
+        <w:ind w:left="720"/>
+        <w:rPr>
+          <w:b w:val="0"/>
+          <w:bCs w:val="0"/>
+          <w:w w:val="95"/>
+        </w:rPr>
+      </w:pPr>
+      <w:r>
+        <w:rPr>
+          <w:b w:val="0"/>
+          <w:bCs w:val="0"/>
+          <w:w w:val="95"/>
+        </w:rPr>
+        <w:t xml:space="preserve">        while </w:t>
+      </w:r>
+      <w:proofErr w:type="gramStart"/>
+      <w:r>
+        <w:rPr>
+          <w:b w:val="0"/>
+          <w:bCs w:val="0"/>
+          <w:w w:val="95"/>
+        </w:rPr>
+        <w:t xml:space="preserve">current </w:t>
+      </w:r>
+      <w:r>
+        <w:rPr>
+          <w:b w:val="0"/>
+          <w:bCs w:val="0"/>
+          <w:w w:val="95"/>
+        </w:rPr>
+        <w:t>!</w:t>
+      </w:r>
+      <w:proofErr w:type="gramEnd"/>
+      <w:r>
+        <w:rPr>
+          <w:b w:val="0"/>
+          <w:bCs w:val="0"/>
+          <w:w w:val="95"/>
+        </w:rPr>
+        <w:t xml:space="preserve">= </w:t>
+      </w:r>
+      <w:r>
+        <w:rPr>
+          <w:b w:val="0"/>
+          <w:bCs w:val="0"/>
+          <w:w w:val="95"/>
+        </w:rPr>
+        <w:t>null:</w:t>
+      </w:r>
+    </w:p>
+    <w:p>
+      <w:pPr>
+        <w:pStyle w:val="BodyText"/>
+        <w:spacing w:before="132"/>
+        <w:ind w:left="720"/>
+        <w:rPr>
+          <w:b w:val="0"/>
+          <w:bCs w:val="0"/>
+          <w:w w:val="95"/>
+        </w:rPr>
+      </w:pPr>
+      <w:r>
+        <w:rPr>
+          <w:b w:val="0"/>
+          <w:bCs w:val="0"/>
+          <w:w w:val="95"/>
+        </w:rPr>
+        <w:t xml:space="preserve">            </w:t>
+      </w:r>
+      <w:r>
+        <w:rPr>
+          <w:b w:val="0"/>
+          <w:bCs w:val="0"/>
+          <w:w w:val="95"/>
+        </w:rPr>
+        <w:t>elements</w:t>
+      </w:r>
+      <w:r>
+        <w:rPr>
+          <w:b w:val="0"/>
+          <w:bCs w:val="0"/>
+          <w:w w:val="95"/>
+        </w:rPr>
+        <w:sym w:font="Wingdings" w:char="F0DF"/>
+      </w:r>
+      <w:r>
+        <w:rPr>
+          <w:b w:val="0"/>
+          <w:bCs w:val="0"/>
+          <w:w w:val="95"/>
+        </w:rPr>
+        <w:t>(</w:t>
+      </w:r>
+      <w:proofErr w:type="spellStart"/>
+      <w:r>
+        <w:rPr>
+          <w:b w:val="0"/>
+          <w:bCs w:val="0"/>
+          <w:w w:val="95"/>
+        </w:rPr>
+        <w:t>current.value</w:t>
+      </w:r>
+      <w:proofErr w:type="spellEnd"/>
+      <w:r>
+        <w:rPr>
+          <w:b w:val="0"/>
+          <w:bCs w:val="0"/>
+          <w:w w:val="95"/>
+        </w:rPr>
+        <w:t>)</w:t>
+      </w:r>
+    </w:p>
+    <w:p>
+      <w:pPr>
+        <w:pStyle w:val="BodyText"/>
+        <w:spacing w:before="132"/>
+        <w:ind w:left="720"/>
+        <w:rPr>
+          <w:b w:val="0"/>
+          <w:bCs w:val="0"/>
+          <w:w w:val="95"/>
+        </w:rPr>
+      </w:pPr>
+      <w:r>
+        <w:rPr>
+          <w:b w:val="0"/>
+          <w:bCs w:val="0"/>
+          <w:w w:val="95"/>
+        </w:rPr>
+        <w:t xml:space="preserve">            current = </w:t>
+      </w:r>
+      <w:proofErr w:type="spellStart"/>
+      <w:proofErr w:type="gramStart"/>
+      <w:r>
+        <w:rPr>
+          <w:b w:val="0"/>
+          <w:bCs w:val="0"/>
+          <w:w w:val="95"/>
+        </w:rPr>
+        <w:t>current.next</w:t>
+      </w:r>
+      <w:proofErr w:type="spellEnd"/>
+      <w:proofErr w:type="gramEnd"/>
+    </w:p>
+    <w:p>
+      <w:pPr>
+        <w:pStyle w:val="BodyText"/>
+        <w:spacing w:before="132"/>
+        <w:ind w:left="720"/>
+        <w:rPr>
+          <w:b w:val="0"/>
+          <w:bCs w:val="0"/>
+          <w:w w:val="95"/>
+        </w:rPr>
+      </w:pPr>
+      <w:r>
+        <w:rPr>
+          <w:b w:val="0"/>
+          <w:bCs w:val="0"/>
+          <w:w w:val="95"/>
+        </w:rPr>
+        <w:t xml:space="preserve">    </w:t>
+      </w:r>
+      <w:proofErr w:type="spellStart"/>
+      <w:proofErr w:type="gramStart"/>
+      <w:r>
+        <w:rPr>
+          <w:b w:val="0"/>
+          <w:bCs w:val="0"/>
+          <w:w w:val="95"/>
+        </w:rPr>
+        <w:t>elements.sort</w:t>
+      </w:r>
+      <w:proofErr w:type="spellEnd"/>
+      <w:proofErr w:type="gramEnd"/>
+      <w:r>
+        <w:rPr>
+          <w:b w:val="0"/>
+          <w:bCs w:val="0"/>
+          <w:w w:val="95"/>
+        </w:rPr>
+        <w:t>()</w:t>
+      </w:r>
+    </w:p>
+    <w:p>
+      <w:pPr>
+        <w:pStyle w:val="BodyText"/>
+        <w:spacing w:before="132"/>
+        <w:ind w:left="720"/>
+        <w:rPr>
+          <w:b w:val="0"/>
+          <w:bCs w:val="0"/>
+          <w:w w:val="95"/>
+        </w:rPr>
+      </w:pPr>
+      <w:r>
+        <w:rPr>
+          <w:b w:val="0"/>
+          <w:bCs w:val="0"/>
+          <w:w w:val="95"/>
+        </w:rPr>
+        <w:t xml:space="preserve">    if </w:t>
+      </w:r>
+      <w:proofErr w:type="spellStart"/>
+      <w:proofErr w:type="gramStart"/>
+      <w:r>
+        <w:rPr>
+          <w:b w:val="0"/>
+          <w:bCs w:val="0"/>
+          <w:w w:val="95"/>
+        </w:rPr>
+        <w:t>elements.length</w:t>
+      </w:r>
+      <w:proofErr w:type="spellEnd"/>
+      <w:proofErr w:type="gramEnd"/>
+      <w:r>
+        <w:rPr>
+          <w:b w:val="0"/>
+          <w:bCs w:val="0"/>
+          <w:w w:val="95"/>
+        </w:rPr>
+        <w:t xml:space="preserve"> &lt; i:</w:t>
+      </w:r>
+    </w:p>
+    <w:p>
+      <w:pPr>
+        <w:pStyle w:val="BodyText"/>
+        <w:spacing w:before="132"/>
+        <w:ind w:left="720"/>
+        <w:rPr>
+          <w:b w:val="0"/>
+          <w:bCs w:val="0"/>
+          <w:w w:val="95"/>
+        </w:rPr>
+      </w:pPr>
+      <w:r>
+        <w:rPr>
+          <w:b w:val="0"/>
+          <w:bCs w:val="0"/>
+          <w:w w:val="95"/>
+        </w:rPr>
+        <w:t xml:space="preserve">        return </w:t>
+      </w:r>
+      <w:proofErr w:type="gramStart"/>
+      <w:r>
+        <w:rPr>
+          <w:b w:val="0"/>
+          <w:bCs w:val="0"/>
+          <w:w w:val="95"/>
+        </w:rPr>
+        <w:t>null</w:t>
+      </w:r>
+      <w:proofErr w:type="gramEnd"/>
+    </w:p>
+    <w:p>
+      <w:pPr>
+        <w:pStyle w:val="BodyText"/>
+        <w:spacing w:before="132"/>
+        <w:ind w:left="720"/>
+        <w:rPr>
+          <w:b w:val="0"/>
+          <w:bCs w:val="0"/>
+          <w:w w:val="95"/>
+        </w:rPr>
+      </w:pPr>
+      <w:r>
+        <w:rPr>
+          <w:b w:val="0"/>
+          <w:bCs w:val="0"/>
+          <w:w w:val="95"/>
+        </w:rPr>
+        <w:t xml:space="preserve">    else:</w:t>
+      </w:r>
+    </w:p>
+    <w:p>
+      <w:pPr>
+        <w:pStyle w:val="BodyText"/>
+        <w:spacing w:before="132"/>
+        <w:ind w:left="720"/>
+        <w:rPr>
+          <w:b w:val="0"/>
+          <w:bCs w:val="0"/>
+          <w:w w:val="95"/>
+        </w:rPr>
+      </w:pPr>
+      <w:r>
+        <w:rPr>
+          <w:b w:val="0"/>
+          <w:bCs w:val="0"/>
+          <w:w w:val="95"/>
+        </w:rPr>
+        <w:t xml:space="preserve">        return elements[i-1]</w:t>
+      </w:r>
+    </w:p>
+    <w:p>
+      <w:pPr>
+        <w:pStyle w:val="BodyText"/>
+        <w:spacing w:before="132"/>
+        <w:ind w:left="720"/>
+        <w:rPr>
+          <w:b w:val="0"/>
+          <w:bCs w:val="0"/>
+          <w:w w:val="95"/>
+        </w:rPr>
+      </w:pPr>
+      <w:r>
+        <w:rPr>
+          <w:b w:val="0"/>
+          <w:bCs w:val="0"/>
+          <w:w w:val="95"/>
+        </w:rPr>
+        <w:t xml:space="preserve">The </w:t>
+      </w:r>
+      <w:r>
+        <w:rPr>
+          <w:b w:val="0"/>
+          <w:bCs w:val="0"/>
+          <w:w w:val="95"/>
+        </w:rPr>
+        <w:t xml:space="preserve">time complexity of </w:t>
+      </w:r>
+      <w:proofErr w:type="gramStart"/>
+      <w:r>
+        <w:rPr>
+          <w:b w:val="0"/>
+          <w:bCs w:val="0"/>
+          <w:w w:val="95"/>
+        </w:rPr>
+        <w:t>O(</w:t>
+      </w:r>
+      <w:proofErr w:type="gramEnd"/>
+      <w:r>
+        <w:rPr>
+          <w:b w:val="0"/>
+          <w:bCs w:val="0"/>
+          <w:w w:val="95"/>
+        </w:rPr>
+        <w:t>n log n)</w:t>
+      </w:r>
+      <w:r>
+        <w:rPr>
+          <w:b w:val="0"/>
+          <w:bCs w:val="0"/>
+          <w:w w:val="95"/>
+        </w:rPr>
+        <w:t xml:space="preserve"> , because we need to iterate through all the elements (O(n)) and sort it (O(</w:t>
+      </w:r>
+      <w:proofErr w:type="spellStart"/>
+      <w:r>
+        <w:rPr>
+          <w:b w:val="0"/>
+          <w:bCs w:val="0"/>
+          <w:w w:val="95"/>
+        </w:rPr>
+        <w:t>nlogn</w:t>
+      </w:r>
+      <w:proofErr w:type="spellEnd"/>
+      <w:r>
+        <w:rPr>
+          <w:b w:val="0"/>
+          <w:bCs w:val="0"/>
+          <w:w w:val="95"/>
+        </w:rPr>
+        <w:t>)).</w:t>
+      </w:r>
+    </w:p>
+    <w:p>
+      <w:pPr>
+        <w:pStyle w:val="BodyText"/>
+        <w:spacing w:before="132"/>
+        <w:ind w:left="720"/>
+        <w:rPr>
+          <w:w w:val="95"/>
+        </w:rPr>
+      </w:pPr>
+      <w:r>
+        <w:rPr>
+          <w:w w:val="95"/>
+        </w:rPr>
+        <w:t xml:space="preserve"> If we could change the hash table data structure and have a sorted data </w:t>
+      </w:r>
+      <w:proofErr w:type="gramStart"/>
+      <w:r>
+        <w:rPr>
+          <w:w w:val="95"/>
+        </w:rPr>
+        <w:t>structure</w:t>
+      </w:r>
+      <w:proofErr w:type="gramEnd"/>
+      <w:r>
+        <w:rPr>
+          <w:w w:val="95"/>
+        </w:rPr>
+        <w:t xml:space="preserve"> we could reduce all of those functions.</w:t>
+      </w:r>
     </w:p>
     <w:p>
       <w:pPr>
@@ -34556,15 +37245,10 @@
         </w:tabs>
         <w:ind w:hanging="475"/>
       </w:pPr>
-      <w:bookmarkStart w:id="53" w:name="Designing_a_data_structure_according_to_"/>
-      <w:bookmarkStart w:id="54" w:name="_bookmark42"/>
-      <w:bookmarkEnd w:id="53"/>
-      <w:bookmarkEnd w:id="54"/>
       <w:r>
         <w:rPr>
           <w:w w:val="105"/>
         </w:rPr>
-        <w:lastRenderedPageBreak/>
         <w:t>Designing</w:t>
       </w:r>
       <w:r>
@@ -34950,6 +37634,273 @@
     </w:lvl>
   </w:abstractNum>
   <w:abstractNum w:abstractNumId="1" w15:restartNumberingAfterBreak="0">
+    <w:nsid w:val="182A3A15"/>
+    <w:multiLevelType w:val="hybridMultilevel"/>
+    <w:tmpl w:val="4306B28C"/>
+    <w:lvl w:ilvl="0" w:tplc="173E2B9C">
+      <w:start w:val="1"/>
+      <w:numFmt w:val="decimal"/>
+      <w:lvlText w:val="%1."/>
+      <w:lvlJc w:val="left"/>
+      <w:pPr>
+        <w:ind w:left="473" w:hanging="360"/>
+      </w:pPr>
+      <w:rPr>
+        <w:rFonts w:hint="default"/>
+      </w:rPr>
+    </w:lvl>
+    <w:lvl w:ilvl="1" w:tplc="10000019" w:tentative="1">
+      <w:start w:val="1"/>
+      <w:numFmt w:val="lowerLetter"/>
+      <w:lvlText w:val="%2."/>
+      <w:lvlJc w:val="left"/>
+      <w:pPr>
+        <w:ind w:left="1193" w:hanging="360"/>
+      </w:pPr>
+    </w:lvl>
+    <w:lvl w:ilvl="2" w:tplc="1000001B" w:tentative="1">
+      <w:start w:val="1"/>
+      <w:numFmt w:val="lowerRoman"/>
+      <w:lvlText w:val="%3."/>
+      <w:lvlJc w:val="right"/>
+      <w:pPr>
+        <w:ind w:left="1913" w:hanging="180"/>
+      </w:pPr>
+    </w:lvl>
+    <w:lvl w:ilvl="3" w:tplc="1000000F" w:tentative="1">
+      <w:start w:val="1"/>
+      <w:numFmt w:val="decimal"/>
+      <w:lvlText w:val="%4."/>
+      <w:lvlJc w:val="left"/>
+      <w:pPr>
+        <w:ind w:left="2633" w:hanging="360"/>
+      </w:pPr>
+    </w:lvl>
+    <w:lvl w:ilvl="4" w:tplc="10000019" w:tentative="1">
+      <w:start w:val="1"/>
+      <w:numFmt w:val="lowerLetter"/>
+      <w:lvlText w:val="%5."/>
+      <w:lvlJc w:val="left"/>
+      <w:pPr>
+        <w:ind w:left="3353" w:hanging="360"/>
+      </w:pPr>
+    </w:lvl>
+    <w:lvl w:ilvl="5" w:tplc="1000001B" w:tentative="1">
+      <w:start w:val="1"/>
+      <w:numFmt w:val="lowerRoman"/>
+      <w:lvlText w:val="%6."/>
+      <w:lvlJc w:val="right"/>
+      <w:pPr>
+        <w:ind w:left="4073" w:hanging="180"/>
+      </w:pPr>
+    </w:lvl>
+    <w:lvl w:ilvl="6" w:tplc="1000000F" w:tentative="1">
+      <w:start w:val="1"/>
+      <w:numFmt w:val="decimal"/>
+      <w:lvlText w:val="%7."/>
+      <w:lvlJc w:val="left"/>
+      <w:pPr>
+        <w:ind w:left="4793" w:hanging="360"/>
+      </w:pPr>
+    </w:lvl>
+    <w:lvl w:ilvl="7" w:tplc="10000019" w:tentative="1">
+      <w:start w:val="1"/>
+      <w:numFmt w:val="lowerLetter"/>
+      <w:lvlText w:val="%8."/>
+      <w:lvlJc w:val="left"/>
+      <w:pPr>
+        <w:ind w:left="5513" w:hanging="360"/>
+      </w:pPr>
+    </w:lvl>
+    <w:lvl w:ilvl="8" w:tplc="1000001B" w:tentative="1">
+      <w:start w:val="1"/>
+      <w:numFmt w:val="lowerRoman"/>
+      <w:lvlText w:val="%9."/>
+      <w:lvlJc w:val="right"/>
+      <w:pPr>
+        <w:ind w:left="6233" w:hanging="180"/>
+      </w:pPr>
+    </w:lvl>
+  </w:abstractNum>
+  <w:abstractNum w:abstractNumId="2" w15:restartNumberingAfterBreak="0">
+    <w:nsid w:val="18B17AE6"/>
+    <w:multiLevelType w:val="hybridMultilevel"/>
+    <w:tmpl w:val="61767B4A"/>
+    <w:lvl w:ilvl="0" w:tplc="BF1AE344">
+      <w:start w:val="1"/>
+      <w:numFmt w:val="decimal"/>
+      <w:lvlText w:val="%1."/>
+      <w:lvlJc w:val="left"/>
+      <w:pPr>
+        <w:ind w:left="473" w:hanging="360"/>
+      </w:pPr>
+      <w:rPr>
+        <w:rFonts w:hint="default"/>
+      </w:rPr>
+    </w:lvl>
+    <w:lvl w:ilvl="1" w:tplc="10000019" w:tentative="1">
+      <w:start w:val="1"/>
+      <w:numFmt w:val="lowerLetter"/>
+      <w:lvlText w:val="%2."/>
+      <w:lvlJc w:val="left"/>
+      <w:pPr>
+        <w:ind w:left="1193" w:hanging="360"/>
+      </w:pPr>
+    </w:lvl>
+    <w:lvl w:ilvl="2" w:tplc="1000001B" w:tentative="1">
+      <w:start w:val="1"/>
+      <w:numFmt w:val="lowerRoman"/>
+      <w:lvlText w:val="%3."/>
+      <w:lvlJc w:val="right"/>
+      <w:pPr>
+        <w:ind w:left="1913" w:hanging="180"/>
+      </w:pPr>
+    </w:lvl>
+    <w:lvl w:ilvl="3" w:tplc="1000000F" w:tentative="1">
+      <w:start w:val="1"/>
+      <w:numFmt w:val="decimal"/>
+      <w:lvlText w:val="%4."/>
+      <w:lvlJc w:val="left"/>
+      <w:pPr>
+        <w:ind w:left="2633" w:hanging="360"/>
+      </w:pPr>
+    </w:lvl>
+    <w:lvl w:ilvl="4" w:tplc="10000019" w:tentative="1">
+      <w:start w:val="1"/>
+      <w:numFmt w:val="lowerLetter"/>
+      <w:lvlText w:val="%5."/>
+      <w:lvlJc w:val="left"/>
+      <w:pPr>
+        <w:ind w:left="3353" w:hanging="360"/>
+      </w:pPr>
+    </w:lvl>
+    <w:lvl w:ilvl="5" w:tplc="1000001B" w:tentative="1">
+      <w:start w:val="1"/>
+      <w:numFmt w:val="lowerRoman"/>
+      <w:lvlText w:val="%6."/>
+      <w:lvlJc w:val="right"/>
+      <w:pPr>
+        <w:ind w:left="4073" w:hanging="180"/>
+      </w:pPr>
+    </w:lvl>
+    <w:lvl w:ilvl="6" w:tplc="1000000F" w:tentative="1">
+      <w:start w:val="1"/>
+      <w:numFmt w:val="decimal"/>
+      <w:lvlText w:val="%7."/>
+      <w:lvlJc w:val="left"/>
+      <w:pPr>
+        <w:ind w:left="4793" w:hanging="360"/>
+      </w:pPr>
+    </w:lvl>
+    <w:lvl w:ilvl="7" w:tplc="10000019" w:tentative="1">
+      <w:start w:val="1"/>
+      <w:numFmt w:val="lowerLetter"/>
+      <w:lvlText w:val="%8."/>
+      <w:lvlJc w:val="left"/>
+      <w:pPr>
+        <w:ind w:left="5513" w:hanging="360"/>
+      </w:pPr>
+    </w:lvl>
+    <w:lvl w:ilvl="8" w:tplc="1000001B" w:tentative="1">
+      <w:start w:val="1"/>
+      <w:numFmt w:val="lowerRoman"/>
+      <w:lvlText w:val="%9."/>
+      <w:lvlJc w:val="right"/>
+      <w:pPr>
+        <w:ind w:left="6233" w:hanging="180"/>
+      </w:pPr>
+    </w:lvl>
+  </w:abstractNum>
+  <w:abstractNum w:abstractNumId="3" w15:restartNumberingAfterBreak="0">
+    <w:nsid w:val="2A0D7889"/>
+    <w:multiLevelType w:val="hybridMultilevel"/>
+    <w:tmpl w:val="53C63D60"/>
+    <w:lvl w:ilvl="0" w:tplc="1000000F">
+      <w:start w:val="1"/>
+      <w:numFmt w:val="decimal"/>
+      <w:lvlText w:val="%1."/>
+      <w:lvlJc w:val="left"/>
+      <w:pPr>
+        <w:ind w:left="720" w:hanging="360"/>
+      </w:pPr>
+      <w:rPr>
+        <w:rFonts w:hint="default"/>
+      </w:rPr>
+    </w:lvl>
+    <w:lvl w:ilvl="1" w:tplc="10000019" w:tentative="1">
+      <w:start w:val="1"/>
+      <w:numFmt w:val="lowerLetter"/>
+      <w:lvlText w:val="%2."/>
+      <w:lvlJc w:val="left"/>
+      <w:pPr>
+        <w:ind w:left="1440" w:hanging="360"/>
+      </w:pPr>
+    </w:lvl>
+    <w:lvl w:ilvl="2" w:tplc="1000001B" w:tentative="1">
+      <w:start w:val="1"/>
+      <w:numFmt w:val="lowerRoman"/>
+      <w:lvlText w:val="%3."/>
+      <w:lvlJc w:val="right"/>
+      <w:pPr>
+        <w:ind w:left="2160" w:hanging="180"/>
+      </w:pPr>
+    </w:lvl>
+    <w:lvl w:ilvl="3" w:tplc="1000000F" w:tentative="1">
+      <w:start w:val="1"/>
+      <w:numFmt w:val="decimal"/>
+      <w:lvlText w:val="%4."/>
+      <w:lvlJc w:val="left"/>
+      <w:pPr>
+        <w:ind w:left="2880" w:hanging="360"/>
+      </w:pPr>
+    </w:lvl>
+    <w:lvl w:ilvl="4" w:tplc="10000019" w:tentative="1">
+      <w:start w:val="1"/>
+      <w:numFmt w:val="lowerLetter"/>
+      <w:lvlText w:val="%5."/>
+      <w:lvlJc w:val="left"/>
+      <w:pPr>
+        <w:ind w:left="3600" w:hanging="360"/>
+      </w:pPr>
+    </w:lvl>
+    <w:lvl w:ilvl="5" w:tplc="1000001B" w:tentative="1">
+      <w:start w:val="1"/>
+      <w:numFmt w:val="lowerRoman"/>
+      <w:lvlText w:val="%6."/>
+      <w:lvlJc w:val="right"/>
+      <w:pPr>
+        <w:ind w:left="4320" w:hanging="180"/>
+      </w:pPr>
+    </w:lvl>
+    <w:lvl w:ilvl="6" w:tplc="1000000F" w:tentative="1">
+      <w:start w:val="1"/>
+      <w:numFmt w:val="decimal"/>
+      <w:lvlText w:val="%7."/>
+      <w:lvlJc w:val="left"/>
+      <w:pPr>
+        <w:ind w:left="5040" w:hanging="360"/>
+      </w:pPr>
+    </w:lvl>
+    <w:lvl w:ilvl="7" w:tplc="10000019" w:tentative="1">
+      <w:start w:val="1"/>
+      <w:numFmt w:val="lowerLetter"/>
+      <w:lvlText w:val="%8."/>
+      <w:lvlJc w:val="left"/>
+      <w:pPr>
+        <w:ind w:left="5760" w:hanging="360"/>
+      </w:pPr>
+    </w:lvl>
+    <w:lvl w:ilvl="8" w:tplc="1000001B" w:tentative="1">
+      <w:start w:val="1"/>
+      <w:numFmt w:val="lowerRoman"/>
+      <w:lvlText w:val="%9."/>
+      <w:lvlJc w:val="right"/>
+      <w:pPr>
+        <w:ind w:left="6480" w:hanging="180"/>
+      </w:pPr>
+    </w:lvl>
+  </w:abstractNum>
+  <w:abstractNum w:abstractNumId="4" w15:restartNumberingAfterBreak="0">
     <w:nsid w:val="2D901B1C"/>
     <w:multiLevelType w:val="multilevel"/>
     <w:tmpl w:val="9D04185E"/>
@@ -35081,7 +38032,185 @@
       </w:rPr>
     </w:lvl>
   </w:abstractNum>
-  <w:abstractNum w:abstractNumId="2" w15:restartNumberingAfterBreak="0">
+  <w:abstractNum w:abstractNumId="5" w15:restartNumberingAfterBreak="0">
+    <w:nsid w:val="40FA7F7B"/>
+    <w:multiLevelType w:val="hybridMultilevel"/>
+    <w:tmpl w:val="CDE8B51C"/>
+    <w:lvl w:ilvl="0" w:tplc="1000000F">
+      <w:start w:val="1"/>
+      <w:numFmt w:val="decimal"/>
+      <w:lvlText w:val="%1."/>
+      <w:lvlJc w:val="left"/>
+      <w:pPr>
+        <w:ind w:left="720" w:hanging="360"/>
+      </w:pPr>
+      <w:rPr>
+        <w:rFonts w:hint="default"/>
+      </w:rPr>
+    </w:lvl>
+    <w:lvl w:ilvl="1" w:tplc="10000019" w:tentative="1">
+      <w:start w:val="1"/>
+      <w:numFmt w:val="lowerLetter"/>
+      <w:lvlText w:val="%2."/>
+      <w:lvlJc w:val="left"/>
+      <w:pPr>
+        <w:ind w:left="1440" w:hanging="360"/>
+      </w:pPr>
+    </w:lvl>
+    <w:lvl w:ilvl="2" w:tplc="1000001B" w:tentative="1">
+      <w:start w:val="1"/>
+      <w:numFmt w:val="lowerRoman"/>
+      <w:lvlText w:val="%3."/>
+      <w:lvlJc w:val="right"/>
+      <w:pPr>
+        <w:ind w:left="2160" w:hanging="180"/>
+      </w:pPr>
+    </w:lvl>
+    <w:lvl w:ilvl="3" w:tplc="1000000F" w:tentative="1">
+      <w:start w:val="1"/>
+      <w:numFmt w:val="decimal"/>
+      <w:lvlText w:val="%4."/>
+      <w:lvlJc w:val="left"/>
+      <w:pPr>
+        <w:ind w:left="2880" w:hanging="360"/>
+      </w:pPr>
+    </w:lvl>
+    <w:lvl w:ilvl="4" w:tplc="10000019" w:tentative="1">
+      <w:start w:val="1"/>
+      <w:numFmt w:val="lowerLetter"/>
+      <w:lvlText w:val="%5."/>
+      <w:lvlJc w:val="left"/>
+      <w:pPr>
+        <w:ind w:left="3600" w:hanging="360"/>
+      </w:pPr>
+    </w:lvl>
+    <w:lvl w:ilvl="5" w:tplc="1000001B" w:tentative="1">
+      <w:start w:val="1"/>
+      <w:numFmt w:val="lowerRoman"/>
+      <w:lvlText w:val="%6."/>
+      <w:lvlJc w:val="right"/>
+      <w:pPr>
+        <w:ind w:left="4320" w:hanging="180"/>
+      </w:pPr>
+    </w:lvl>
+    <w:lvl w:ilvl="6" w:tplc="1000000F" w:tentative="1">
+      <w:start w:val="1"/>
+      <w:numFmt w:val="decimal"/>
+      <w:lvlText w:val="%7."/>
+      <w:lvlJc w:val="left"/>
+      <w:pPr>
+        <w:ind w:left="5040" w:hanging="360"/>
+      </w:pPr>
+    </w:lvl>
+    <w:lvl w:ilvl="7" w:tplc="10000019" w:tentative="1">
+      <w:start w:val="1"/>
+      <w:numFmt w:val="lowerLetter"/>
+      <w:lvlText w:val="%8."/>
+      <w:lvlJc w:val="left"/>
+      <w:pPr>
+        <w:ind w:left="5760" w:hanging="360"/>
+      </w:pPr>
+    </w:lvl>
+    <w:lvl w:ilvl="8" w:tplc="1000001B" w:tentative="1">
+      <w:start w:val="1"/>
+      <w:numFmt w:val="lowerRoman"/>
+      <w:lvlText w:val="%9."/>
+      <w:lvlJc w:val="right"/>
+      <w:pPr>
+        <w:ind w:left="6480" w:hanging="180"/>
+      </w:pPr>
+    </w:lvl>
+  </w:abstractNum>
+  <w:abstractNum w:abstractNumId="6" w15:restartNumberingAfterBreak="0">
+    <w:nsid w:val="41DE369D"/>
+    <w:multiLevelType w:val="hybridMultilevel"/>
+    <w:tmpl w:val="5ED43DEE"/>
+    <w:lvl w:ilvl="0" w:tplc="1000000F">
+      <w:start w:val="1"/>
+      <w:numFmt w:val="decimal"/>
+      <w:lvlText w:val="%1."/>
+      <w:lvlJc w:val="left"/>
+      <w:pPr>
+        <w:ind w:left="720" w:hanging="360"/>
+      </w:pPr>
+      <w:rPr>
+        <w:rFonts w:hint="default"/>
+      </w:rPr>
+    </w:lvl>
+    <w:lvl w:ilvl="1" w:tplc="10000019" w:tentative="1">
+      <w:start w:val="1"/>
+      <w:numFmt w:val="lowerLetter"/>
+      <w:lvlText w:val="%2."/>
+      <w:lvlJc w:val="left"/>
+      <w:pPr>
+        <w:ind w:left="1440" w:hanging="360"/>
+      </w:pPr>
+    </w:lvl>
+    <w:lvl w:ilvl="2" w:tplc="1000001B" w:tentative="1">
+      <w:start w:val="1"/>
+      <w:numFmt w:val="lowerRoman"/>
+      <w:lvlText w:val="%3."/>
+      <w:lvlJc w:val="right"/>
+      <w:pPr>
+        <w:ind w:left="2160" w:hanging="180"/>
+      </w:pPr>
+    </w:lvl>
+    <w:lvl w:ilvl="3" w:tplc="1000000F" w:tentative="1">
+      <w:start w:val="1"/>
+      <w:numFmt w:val="decimal"/>
+      <w:lvlText w:val="%4."/>
+      <w:lvlJc w:val="left"/>
+      <w:pPr>
+        <w:ind w:left="2880" w:hanging="360"/>
+      </w:pPr>
+    </w:lvl>
+    <w:lvl w:ilvl="4" w:tplc="10000019" w:tentative="1">
+      <w:start w:val="1"/>
+      <w:numFmt w:val="lowerLetter"/>
+      <w:lvlText w:val="%5."/>
+      <w:lvlJc w:val="left"/>
+      <w:pPr>
+        <w:ind w:left="3600" w:hanging="360"/>
+      </w:pPr>
+    </w:lvl>
+    <w:lvl w:ilvl="5" w:tplc="1000001B" w:tentative="1">
+      <w:start w:val="1"/>
+      <w:numFmt w:val="lowerRoman"/>
+      <w:lvlText w:val="%6."/>
+      <w:lvlJc w:val="right"/>
+      <w:pPr>
+        <w:ind w:left="4320" w:hanging="180"/>
+      </w:pPr>
+    </w:lvl>
+    <w:lvl w:ilvl="6" w:tplc="1000000F" w:tentative="1">
+      <w:start w:val="1"/>
+      <w:numFmt w:val="decimal"/>
+      <w:lvlText w:val="%7."/>
+      <w:lvlJc w:val="left"/>
+      <w:pPr>
+        <w:ind w:left="5040" w:hanging="360"/>
+      </w:pPr>
+    </w:lvl>
+    <w:lvl w:ilvl="7" w:tplc="10000019" w:tentative="1">
+      <w:start w:val="1"/>
+      <w:numFmt w:val="lowerLetter"/>
+      <w:lvlText w:val="%8."/>
+      <w:lvlJc w:val="left"/>
+      <w:pPr>
+        <w:ind w:left="5760" w:hanging="360"/>
+      </w:pPr>
+    </w:lvl>
+    <w:lvl w:ilvl="8" w:tplc="1000001B" w:tentative="1">
+      <w:start w:val="1"/>
+      <w:numFmt w:val="lowerRoman"/>
+      <w:lvlText w:val="%9."/>
+      <w:lvlJc w:val="right"/>
+      <w:pPr>
+        <w:ind w:left="6480" w:hanging="180"/>
+      </w:pPr>
+    </w:lvl>
+  </w:abstractNum>
+  <w:abstractNum w:abstractNumId="7" w15:restartNumberingAfterBreak="0">
     <w:nsid w:val="4ED21664"/>
     <w:multiLevelType w:val="multilevel"/>
     <w:tmpl w:val="499E8516"/>
@@ -35213,14 +38342,216 @@
       </w:rPr>
     </w:lvl>
   </w:abstractNum>
+  <w:abstractNum w:abstractNumId="8" w15:restartNumberingAfterBreak="0">
+    <w:nsid w:val="653020A7"/>
+    <w:multiLevelType w:val="hybridMultilevel"/>
+    <w:tmpl w:val="46626FC4"/>
+    <w:lvl w:ilvl="0" w:tplc="1A8845E8">
+      <w:start w:val="1"/>
+      <w:numFmt w:val="decimal"/>
+      <w:lvlText w:val="%1."/>
+      <w:lvlJc w:val="left"/>
+      <w:pPr>
+        <w:ind w:left="473" w:hanging="360"/>
+      </w:pPr>
+      <w:rPr>
+        <w:rFonts w:hint="default"/>
+        <w:color w:val="332187"/>
+        <w:w w:val="95"/>
+      </w:rPr>
+    </w:lvl>
+    <w:lvl w:ilvl="1" w:tplc="10000019" w:tentative="1">
+      <w:start w:val="1"/>
+      <w:numFmt w:val="lowerLetter"/>
+      <w:lvlText w:val="%2."/>
+      <w:lvlJc w:val="left"/>
+      <w:pPr>
+        <w:ind w:left="1193" w:hanging="360"/>
+      </w:pPr>
+    </w:lvl>
+    <w:lvl w:ilvl="2" w:tplc="1000001B" w:tentative="1">
+      <w:start w:val="1"/>
+      <w:numFmt w:val="lowerRoman"/>
+      <w:lvlText w:val="%3."/>
+      <w:lvlJc w:val="right"/>
+      <w:pPr>
+        <w:ind w:left="1913" w:hanging="180"/>
+      </w:pPr>
+    </w:lvl>
+    <w:lvl w:ilvl="3" w:tplc="1000000F" w:tentative="1">
+      <w:start w:val="1"/>
+      <w:numFmt w:val="decimal"/>
+      <w:lvlText w:val="%4."/>
+      <w:lvlJc w:val="left"/>
+      <w:pPr>
+        <w:ind w:left="2633" w:hanging="360"/>
+      </w:pPr>
+    </w:lvl>
+    <w:lvl w:ilvl="4" w:tplc="10000019" w:tentative="1">
+      <w:start w:val="1"/>
+      <w:numFmt w:val="lowerLetter"/>
+      <w:lvlText w:val="%5."/>
+      <w:lvlJc w:val="left"/>
+      <w:pPr>
+        <w:ind w:left="3353" w:hanging="360"/>
+      </w:pPr>
+    </w:lvl>
+    <w:lvl w:ilvl="5" w:tplc="1000001B" w:tentative="1">
+      <w:start w:val="1"/>
+      <w:numFmt w:val="lowerRoman"/>
+      <w:lvlText w:val="%6."/>
+      <w:lvlJc w:val="right"/>
+      <w:pPr>
+        <w:ind w:left="4073" w:hanging="180"/>
+      </w:pPr>
+    </w:lvl>
+    <w:lvl w:ilvl="6" w:tplc="1000000F" w:tentative="1">
+      <w:start w:val="1"/>
+      <w:numFmt w:val="decimal"/>
+      <w:lvlText w:val="%7."/>
+      <w:lvlJc w:val="left"/>
+      <w:pPr>
+        <w:ind w:left="4793" w:hanging="360"/>
+      </w:pPr>
+    </w:lvl>
+    <w:lvl w:ilvl="7" w:tplc="10000019" w:tentative="1">
+      <w:start w:val="1"/>
+      <w:numFmt w:val="lowerLetter"/>
+      <w:lvlText w:val="%8."/>
+      <w:lvlJc w:val="left"/>
+      <w:pPr>
+        <w:ind w:left="5513" w:hanging="360"/>
+      </w:pPr>
+    </w:lvl>
+    <w:lvl w:ilvl="8" w:tplc="1000001B" w:tentative="1">
+      <w:start w:val="1"/>
+      <w:numFmt w:val="lowerRoman"/>
+      <w:lvlText w:val="%9."/>
+      <w:lvlJc w:val="right"/>
+      <w:pPr>
+        <w:ind w:left="6233" w:hanging="180"/>
+      </w:pPr>
+    </w:lvl>
+  </w:abstractNum>
+  <w:abstractNum w:abstractNumId="9" w15:restartNumberingAfterBreak="0">
+    <w:nsid w:val="6A61580E"/>
+    <w:multiLevelType w:val="hybridMultilevel"/>
+    <w:tmpl w:val="CFE29A6A"/>
+    <w:lvl w:ilvl="0" w:tplc="F81AC4FE">
+      <w:start w:val="1"/>
+      <w:numFmt w:val="decimal"/>
+      <w:lvlText w:val="%1."/>
+      <w:lvlJc w:val="left"/>
+      <w:pPr>
+        <w:ind w:left="720" w:hanging="360"/>
+      </w:pPr>
+      <w:rPr>
+        <w:rFonts w:hint="default"/>
+        <w:w w:val="95"/>
+      </w:rPr>
+    </w:lvl>
+    <w:lvl w:ilvl="1" w:tplc="10000019" w:tentative="1">
+      <w:start w:val="1"/>
+      <w:numFmt w:val="lowerLetter"/>
+      <w:lvlText w:val="%2."/>
+      <w:lvlJc w:val="left"/>
+      <w:pPr>
+        <w:ind w:left="1440" w:hanging="360"/>
+      </w:pPr>
+    </w:lvl>
+    <w:lvl w:ilvl="2" w:tplc="1000001B" w:tentative="1">
+      <w:start w:val="1"/>
+      <w:numFmt w:val="lowerRoman"/>
+      <w:lvlText w:val="%3."/>
+      <w:lvlJc w:val="right"/>
+      <w:pPr>
+        <w:ind w:left="2160" w:hanging="180"/>
+      </w:pPr>
+    </w:lvl>
+    <w:lvl w:ilvl="3" w:tplc="1000000F" w:tentative="1">
+      <w:start w:val="1"/>
+      <w:numFmt w:val="decimal"/>
+      <w:lvlText w:val="%4."/>
+      <w:lvlJc w:val="left"/>
+      <w:pPr>
+        <w:ind w:left="2880" w:hanging="360"/>
+      </w:pPr>
+    </w:lvl>
+    <w:lvl w:ilvl="4" w:tplc="10000019" w:tentative="1">
+      <w:start w:val="1"/>
+      <w:numFmt w:val="lowerLetter"/>
+      <w:lvlText w:val="%5."/>
+      <w:lvlJc w:val="left"/>
+      <w:pPr>
+        <w:ind w:left="3600" w:hanging="360"/>
+      </w:pPr>
+    </w:lvl>
+    <w:lvl w:ilvl="5" w:tplc="1000001B" w:tentative="1">
+      <w:start w:val="1"/>
+      <w:numFmt w:val="lowerRoman"/>
+      <w:lvlText w:val="%6."/>
+      <w:lvlJc w:val="right"/>
+      <w:pPr>
+        <w:ind w:left="4320" w:hanging="180"/>
+      </w:pPr>
+    </w:lvl>
+    <w:lvl w:ilvl="6" w:tplc="1000000F" w:tentative="1">
+      <w:start w:val="1"/>
+      <w:numFmt w:val="decimal"/>
+      <w:lvlText w:val="%7."/>
+      <w:lvlJc w:val="left"/>
+      <w:pPr>
+        <w:ind w:left="5040" w:hanging="360"/>
+      </w:pPr>
+    </w:lvl>
+    <w:lvl w:ilvl="7" w:tplc="10000019" w:tentative="1">
+      <w:start w:val="1"/>
+      <w:numFmt w:val="lowerLetter"/>
+      <w:lvlText w:val="%8."/>
+      <w:lvlJc w:val="left"/>
+      <w:pPr>
+        <w:ind w:left="5760" w:hanging="360"/>
+      </w:pPr>
+    </w:lvl>
+    <w:lvl w:ilvl="8" w:tplc="1000001B" w:tentative="1">
+      <w:start w:val="1"/>
+      <w:numFmt w:val="lowerRoman"/>
+      <w:lvlText w:val="%9."/>
+      <w:lvlJc w:val="right"/>
+      <w:pPr>
+        <w:ind w:left="6480" w:hanging="180"/>
+      </w:pPr>
+    </w:lvl>
+  </w:abstractNum>
   <w:num w:numId="1" w16cid:durableId="1661889907">
-    <w:abstractNumId w:val="2"/>
+    <w:abstractNumId w:val="7"/>
   </w:num>
   <w:num w:numId="2" w16cid:durableId="386533907">
-    <w:abstractNumId w:val="1"/>
+    <w:abstractNumId w:val="4"/>
   </w:num>
   <w:num w:numId="3" w16cid:durableId="1119255115">
     <w:abstractNumId w:val="0"/>
+  </w:num>
+  <w:num w:numId="4" w16cid:durableId="110831818">
+    <w:abstractNumId w:val="1"/>
+  </w:num>
+  <w:num w:numId="5" w16cid:durableId="1658723085">
+    <w:abstractNumId w:val="5"/>
+  </w:num>
+  <w:num w:numId="6" w16cid:durableId="427310858">
+    <w:abstractNumId w:val="3"/>
+  </w:num>
+  <w:num w:numId="7" w16cid:durableId="176161103">
+    <w:abstractNumId w:val="2"/>
+  </w:num>
+  <w:num w:numId="8" w16cid:durableId="1369259996">
+    <w:abstractNumId w:val="8"/>
+  </w:num>
+  <w:num w:numId="9" w16cid:durableId="1777872107">
+    <w:abstractNumId w:val="9"/>
+  </w:num>
+  <w:num w:numId="10" w16cid:durableId="1406488568">
+    <w:abstractNumId w:val="6"/>
   </w:num>
 </w:numbering>
 </file>
@@ -35702,6 +39033,7 @@
   <w:style w:type="character" w:default="1" w:styleId="DefaultParagraphFont">
     <w:name w:val="Default Paragraph Font"/>
     <w:uiPriority w:val="1"/>
+    <w:semiHidden/>
     <w:unhideWhenUsed/>
   </w:style>
   <w:style w:type="table" w:default="1" w:styleId="TableNormal">
